--- a/docs/方案与报价/爱对-项目方案.docx
+++ b/docs/方案与报价/爱对-项目方案.docx
@@ -18,7 +18,7 @@
           <w:color w:val="000000"/>
           <w:sz w:val="44"/>
         </w:rPr>
-        <w:t>爱对 - 多平台店铺财务自动对账系统 项目方案</w:t>
+        <w:t>爱对 — 多平台店铺财务自动对账系统  项目方案</w:t>
       </w:r>
     </w:p>
     <w:p>
@@ -48,7 +48,7 @@
           <w:rFonts w:ascii="宋体" w:hAnsi="宋体"/>
           <w:sz w:val="22"/>
         </w:rPr>
-        <w:t>第一章 项目背景与建设目标</w:t>
+        <w:t>第一章 业务背景与项目价值</w:t>
       </w:r>
     </w:p>
     <w:p>
@@ -62,7 +62,7 @@
           <w:rFonts w:ascii="宋体" w:hAnsi="宋体"/>
           <w:sz w:val="22"/>
         </w:rPr>
-        <w:t>第二章 功能架构与业务流程</w:t>
+        <w:t>第二章 功能模块概览</w:t>
       </w:r>
     </w:p>
     <w:p>
@@ -76,7 +76,7 @@
           <w:rFonts w:ascii="宋体" w:hAnsi="宋体"/>
           <w:sz w:val="22"/>
         </w:rPr>
-        <w:t>第三章 技术方案与系统架构</w:t>
+        <w:t>第三章 核心业务场景</w:t>
       </w:r>
     </w:p>
     <w:p>
@@ -118,7 +118,21 @@
           <w:rFonts w:ascii="宋体" w:hAnsi="宋体"/>
           <w:sz w:val="22"/>
         </w:rPr>
-        <w:t>第六章 售后与维护</w:t>
+        <w:t>第六章 售后与持续服务</w:t>
+      </w:r>
+    </w:p>
+    <w:p>
+      <w:pPr>
+        <w:pStyle w:val="ListBullet"/>
+        <w:spacing w:line="360" w:lineRule="auto"/>
+      </w:pPr>
+      <w:r>
+        <w:rPr>
+          <w:rFonts w:ascii="宋体" w:hAnsi="宋体" w:eastAsia="宋体" w:cs="宋体"/>
+          <w:rFonts w:ascii="宋体" w:hAnsi="宋体"/>
+          <w:sz w:val="22"/>
+        </w:rPr>
+        <w:t>附录 客户需求对照清单</w:t>
       </w:r>
     </w:p>
     <w:p>
@@ -139,7 +153,7 @@
           <w:color w:val="2C5F9E"/>
           <w:sz w:val="32"/>
         </w:rPr>
-        <w:t>第一章 项目背景与建设目标</w:t>
+        <w:t>第一章 业务背景与项目价值</w:t>
       </w:r>
     </w:p>
     <w:p>
@@ -155,7 +169,7 @@
           <w:color w:val="000000"/>
           <w:sz w:val="28"/>
         </w:rPr>
-        <w:t>1.1 业务背景</w:t>
+        <w:t>1.1 业务现状</w:t>
       </w:r>
     </w:p>
     <w:p>
@@ -170,7 +184,70 @@
           <w:rFonts w:ascii="宋体" w:hAnsi="宋体"/>
           <w:sz w:val="22"/>
         </w:rPr>
-        <w:t>童装电商业务在多个自媒体/电商平台开店（抖音、淘宝/天猫、拼多多、快手、视频号小店、微信小店、小红书等），同时拓展海外市场（俄罗斯 OZON、Wildberries、英国 TikTok Shop、美国 Amazon）。每月财务团队需要将</w:t>
+        <w:t>童装电商业务覆盖国内外 11 个平台店铺：</w:t>
+      </w:r>
+    </w:p>
+    <w:p>
+      <w:pPr>
+        <w:spacing w:line="384" w:lineRule="auto"/>
+        <w:ind w:firstLine="420"/>
+        <w:jc w:val="both"/>
+      </w:pPr>
+      <w:r>
+        <w:rPr>
+          <w:rFonts w:ascii="宋体" w:hAnsi="宋体" w:eastAsia="宋体" w:cs="宋体"/>
+          <w:rFonts w:ascii="宋体" w:hAnsi="宋体"/>
+          <w:b/>
+          <w:sz w:val="22"/>
+        </w:rPr>
+        <w:t>国内（7 个）</w:t>
+      </w:r>
+      <w:r>
+        <w:rPr>
+          <w:rFonts w:ascii="宋体" w:hAnsi="宋体" w:eastAsia="宋体" w:cs="宋体"/>
+          <w:rFonts w:ascii="宋体" w:hAnsi="宋体"/>
+          <w:sz w:val="22"/>
+        </w:rPr>
+        <w:t>：抖音、淘宝/天猫、拼多多、快手、视频号小店、微信小店、小红书</w:t>
+      </w:r>
+    </w:p>
+    <w:p>
+      <w:pPr>
+        <w:spacing w:line="384" w:lineRule="auto"/>
+        <w:ind w:firstLine="420"/>
+        <w:jc w:val="both"/>
+      </w:pPr>
+      <w:r>
+        <w:rPr>
+          <w:rFonts w:ascii="宋体" w:hAnsi="宋体" w:eastAsia="宋体" w:cs="宋体"/>
+          <w:rFonts w:ascii="宋体" w:hAnsi="宋体"/>
+          <w:b/>
+          <w:sz w:val="22"/>
+        </w:rPr>
+        <w:t>海外（4 个）</w:t>
+      </w:r>
+      <w:r>
+        <w:rPr>
+          <w:rFonts w:ascii="宋体" w:hAnsi="宋体" w:eastAsia="宋体" w:cs="宋体"/>
+          <w:rFonts w:ascii="宋体" w:hAnsi="宋体"/>
+          <w:sz w:val="22"/>
+        </w:rPr>
+        <w:t>：俄罗斯 OZON、俄罗斯 Wildberries、英国 TikTok Shop、美国 Amazon</w:t>
+      </w:r>
+    </w:p>
+    <w:p>
+      <w:pPr>
+        <w:spacing w:line="384" w:lineRule="auto"/>
+        <w:ind w:firstLine="420"/>
+        <w:jc w:val="both"/>
+      </w:pPr>
+      <w:r>
+        <w:rPr>
+          <w:rFonts w:ascii="宋体" w:hAnsi="宋体" w:eastAsia="宋体" w:cs="宋体"/>
+          <w:rFonts w:ascii="宋体" w:hAnsi="宋体"/>
+          <w:sz w:val="22"/>
+        </w:rPr>
+        <w:t xml:space="preserve">每月财务团队需要将 </w:t>
       </w:r>
       <w:r>
         <w:rPr>
@@ -221,7 +298,24 @@
           <w:rFonts w:ascii="宋体" w:hAnsi="宋体"/>
           <w:sz w:val="22"/>
         </w:rPr>
-        <w:t>三方数据交叉核对，定位差异并核算各店铺/商品真实利润。</w:t>
+        <w:t xml:space="preserve"> 三方数据交叉核对，定位差异，并核算各店铺/各商品的真实利润。海外业务还涉及 </w:t>
+      </w:r>
+      <w:r>
+        <w:rPr>
+          <w:rFonts w:ascii="宋体" w:hAnsi="宋体" w:eastAsia="宋体" w:cs="宋体"/>
+          <w:rFonts w:ascii="宋体" w:hAnsi="宋体"/>
+          <w:b/>
+          <w:sz w:val="22"/>
+        </w:rPr>
+        <w:t>卢布、英镑、美元</w:t>
+      </w:r>
+      <w:r>
+        <w:rPr>
+          <w:rFonts w:ascii="宋体" w:hAnsi="宋体" w:eastAsia="宋体" w:cs="宋体"/>
+          <w:rFonts w:ascii="宋体" w:hAnsi="宋体"/>
+          <w:sz w:val="22"/>
+        </w:rPr>
+        <w:t xml:space="preserve"> 三种外币，需要按月汇率换算到人民币统一核算。</w:t>
       </w:r>
     </w:p>
     <w:p>
@@ -255,13 +349,20 @@
         </w:rPr>
         <w:t>痛点一：人工对账效率低</w:t>
       </w:r>
+    </w:p>
+    <w:p>
+      <w:pPr>
+        <w:spacing w:line="384" w:lineRule="auto"/>
+        <w:ind w:firstLine="420"/>
+        <w:jc w:val="both"/>
+      </w:pPr>
       <w:r>
         <w:rPr>
           <w:rFonts w:ascii="宋体" w:hAnsi="宋体" w:eastAsia="宋体" w:cs="宋体"/>
           <w:rFonts w:ascii="宋体" w:hAnsi="宋体"/>
           <w:sz w:val="22"/>
         </w:rPr>
-        <w:t>。每个平台账单字段格式不一致，财务需要打开多个 Excel 手工比对订单号、销售收入、聚水潭实发金额、聚水潭实发成本，每月需要 3-5 天才能完成对账。</w:t>
+        <w:t>每个平台账单字段格式不一致，财务需要打开多个 Excel 手工比对订单号、销售收入、聚水潭实发金额、聚水潭实发成本。一个店铺的月度对账要 3-5 天，11 个店铺累计要近一个月。</w:t>
       </w:r>
     </w:p>
     <w:p>
@@ -279,13 +380,20 @@
         </w:rPr>
         <w:t>痛点二：差异定位难</w:t>
       </w:r>
+    </w:p>
+    <w:p>
+      <w:pPr>
+        <w:spacing w:line="384" w:lineRule="auto"/>
+        <w:ind w:firstLine="420"/>
+        <w:jc w:val="both"/>
+      </w:pPr>
       <w:r>
         <w:rPr>
           <w:rFonts w:ascii="宋体" w:hAnsi="宋体" w:eastAsia="宋体" w:cs="宋体"/>
           <w:rFonts w:ascii="宋体" w:hAnsi="宋体"/>
           <w:sz w:val="22"/>
         </w:rPr>
-        <w:t>。订单可能出现金额翻倍（聚水潭多行登记）、聚水潭缺失、平台缺失、利润异常等多种异常，没有统一规则无法批量识别。</w:t>
+        <w:t>订单可能出现"金额翻倍登记""聚水潭缺失""平台缺失""利润异常"等多种情况。没有统一规则，靠人工很难批量识别，常常漏掉问题单。</w:t>
       </w:r>
     </w:p>
     <w:p>
@@ -301,15 +409,22 @@
           <w:b/>
           <w:sz w:val="22"/>
         </w:rPr>
-        <w:t>痛点三：成本数据孤岛</w:t>
+        <w:t>痛点三：成本数据散落</w:t>
       </w:r>
+    </w:p>
+    <w:p>
+      <w:pPr>
+        <w:spacing w:line="384" w:lineRule="auto"/>
+        <w:ind w:firstLine="420"/>
+        <w:jc w:val="both"/>
+      </w:pPr>
       <w:r>
         <w:rPr>
           <w:rFonts w:ascii="宋体" w:hAnsi="宋体" w:eastAsia="宋体" w:cs="宋体"/>
           <w:rFonts w:ascii="宋体" w:hAnsi="宋体"/>
           <w:sz w:val="22"/>
         </w:rPr>
-        <w:t>。商品成本（标费/辅料/商品成本）散落在各部门 Excel，调整后历史报表无法保持稳定，没有审计追溯。</w:t>
+        <w:t>商品成本（标费/辅料/商品成本）放在各部门 Excel 里，调整后无法保证历史报表稳定，也没有审计追溯，财务和老板对不上数。</w:t>
       </w:r>
     </w:p>
     <w:p>
@@ -325,15 +440,22 @@
           <w:b/>
           <w:sz w:val="22"/>
         </w:rPr>
-        <w:t>痛点四：海外多币种</w:t>
+        <w:t>痛点四：海外多币种换算</w:t>
       </w:r>
+    </w:p>
+    <w:p>
+      <w:pPr>
+        <w:spacing w:line="384" w:lineRule="auto"/>
+        <w:ind w:firstLine="420"/>
+        <w:jc w:val="both"/>
+      </w:pPr>
       <w:r>
         <w:rPr>
           <w:rFonts w:ascii="宋体" w:hAnsi="宋体" w:eastAsia="宋体" w:cs="宋体"/>
           <w:rFonts w:ascii="宋体" w:hAnsi="宋体"/>
           <w:sz w:val="22"/>
         </w:rPr>
-        <w:t>。OZON 用卢布、TikTok UK 用英镑、Amazon US 用美元，需要按月汇率换算到人民币统一核算，目前完全靠人工。</w:t>
+        <w:t>俄罗斯卢布、英国英镑、美国美元，目前完全靠人工查汇率、按月换算到人民币，效率低且易错。</w:t>
       </w:r>
     </w:p>
     <w:p>
@@ -351,13 +473,20 @@
         </w:rPr>
         <w:t>痛点五：分配规则不透明</w:t>
       </w:r>
+    </w:p>
+    <w:p>
+      <w:pPr>
+        <w:spacing w:line="384" w:lineRule="auto"/>
+        <w:ind w:firstLine="420"/>
+        <w:jc w:val="both"/>
+      </w:pPr>
       <w:r>
         <w:rPr>
           <w:rFonts w:ascii="宋体" w:hAnsi="宋体" w:eastAsia="宋体" w:cs="宋体"/>
           <w:rFonts w:ascii="宋体" w:hAnsi="宋体"/>
           <w:sz w:val="22"/>
         </w:rPr>
-        <w:t>。推广费、运费险、红包、补贴等公共费用如何分摊到具体订单/商品，没有可配置的标准，每次都靠经验估算。</w:t>
+        <w:t>推广费、运费险、红包、补贴等公共费用，目前靠经验估算分摊到具体订单/商品，老板看不清楚每个 SKU 的真实利润。</w:t>
       </w:r>
     </w:p>
     <w:p>
@@ -373,7 +502,474 @@
           <w:color w:val="000000"/>
           <w:sz w:val="28"/>
         </w:rPr>
-        <w:t>1.3 建设目标</w:t>
+        <w:t>1.3 项目价值</w:t>
+      </w:r>
+    </w:p>
+    <w:tbl>
+      <w:tblPr>
+        <w:tblStyle w:val="TableGrid"/>
+        <w:tblW w:type="auto" w:w="0"/>
+        <w:jc w:val="center"/>
+        <w:tblLook w:firstColumn="1" w:firstRow="1" w:lastColumn="0" w:lastRow="0" w:noHBand="0" w:noVBand="1" w:val="04A0"/>
+      </w:tblPr>
+      <w:tblGrid>
+        <w:gridCol w:w="2929"/>
+        <w:gridCol w:w="2929"/>
+        <w:gridCol w:w="2929"/>
+      </w:tblGrid>
+      <w:tr>
+        <w:tc>
+          <w:tcPr>
+            <w:tcW w:type="dxa" w:w="2929"/>
+            <w:shd w:fill="D9E8F5"/>
+          </w:tcPr>
+          <w:p>
+            <w:pPr>
+              <w:jc w:val="center"/>
+            </w:pPr>
+            <w:r/>
+            <w:r>
+              <w:rPr>
+                <w:rFonts w:ascii="宋体" w:hAnsi="宋体" w:eastAsia="宋体" w:cs="宋体"/>
+                <w:rFonts w:ascii="宋体" w:hAnsi="宋体"/>
+                <w:b/>
+                <w:sz w:val="20"/>
+              </w:rPr>
+              <w:t>价值维度</w:t>
+            </w:r>
+          </w:p>
+        </w:tc>
+        <w:tc>
+          <w:tcPr>
+            <w:tcW w:type="dxa" w:w="2929"/>
+            <w:shd w:fill="D9E8F5"/>
+          </w:tcPr>
+          <w:p>
+            <w:pPr>
+              <w:jc w:val="center"/>
+            </w:pPr>
+            <w:r/>
+            <w:r>
+              <w:rPr>
+                <w:rFonts w:ascii="宋体" w:hAnsi="宋体" w:eastAsia="宋体" w:cs="宋体"/>
+                <w:rFonts w:ascii="宋体" w:hAnsi="宋体"/>
+                <w:b/>
+                <w:sz w:val="20"/>
+              </w:rPr>
+              <w:t>现状</w:t>
+            </w:r>
+          </w:p>
+        </w:tc>
+        <w:tc>
+          <w:tcPr>
+            <w:tcW w:type="dxa" w:w="2929"/>
+            <w:shd w:fill="D9E8F5"/>
+          </w:tcPr>
+          <w:p>
+            <w:pPr>
+              <w:jc w:val="center"/>
+            </w:pPr>
+            <w:r/>
+            <w:r>
+              <w:rPr>
+                <w:rFonts w:ascii="宋体" w:hAnsi="宋体" w:eastAsia="宋体" w:cs="宋体"/>
+                <w:rFonts w:ascii="宋体" w:hAnsi="宋体"/>
+                <w:b/>
+                <w:sz w:val="20"/>
+              </w:rPr>
+              <w:t>上线后</w:t>
+            </w:r>
+          </w:p>
+        </w:tc>
+      </w:tr>
+      <w:tr>
+        <w:tc>
+          <w:tcPr>
+            <w:tcW w:type="dxa" w:w="2929"/>
+          </w:tcPr>
+          <w:p>
+            <w:pPr>
+              <w:jc w:val="center"/>
+            </w:pPr>
+            <w:r/>
+            <w:r>
+              <w:rPr>
+                <w:rFonts w:ascii="宋体" w:hAnsi="宋体" w:eastAsia="宋体" w:cs="宋体"/>
+                <w:rFonts w:ascii="宋体" w:hAnsi="宋体"/>
+                <w:b w:val="0"/>
+                <w:sz w:val="20"/>
+              </w:rPr>
+              <w:t>月度对账时间</w:t>
+            </w:r>
+          </w:p>
+        </w:tc>
+        <w:tc>
+          <w:tcPr>
+            <w:tcW w:type="dxa" w:w="2929"/>
+          </w:tcPr>
+          <w:p>
+            <w:pPr>
+              <w:jc w:val="center"/>
+            </w:pPr>
+            <w:r/>
+            <w:r>
+              <w:rPr>
+                <w:rFonts w:ascii="宋体" w:hAnsi="宋体" w:eastAsia="宋体" w:cs="宋体"/>
+                <w:rFonts w:ascii="宋体" w:hAnsi="宋体"/>
+                <w:b w:val="0"/>
+                <w:sz w:val="20"/>
+              </w:rPr>
+              <w:t>3-5 天 / 店铺</w:t>
+            </w:r>
+          </w:p>
+        </w:tc>
+        <w:tc>
+          <w:tcPr>
+            <w:tcW w:type="dxa" w:w="2929"/>
+          </w:tcPr>
+          <w:p>
+            <w:pPr>
+              <w:jc w:val="center"/>
+            </w:pPr>
+            <w:r/>
+            <w:r>
+              <w:rPr>
+                <w:rFonts w:ascii="宋体" w:hAnsi="宋体" w:eastAsia="宋体" w:cs="宋体"/>
+                <w:rFonts w:ascii="宋体" w:hAnsi="宋体"/>
+                <w:b w:val="0"/>
+                <w:sz w:val="20"/>
+              </w:rPr>
+              <w:t>30 秒 / 店铺</w:t>
+            </w:r>
+          </w:p>
+        </w:tc>
+      </w:tr>
+      <w:tr>
+        <w:tc>
+          <w:tcPr>
+            <w:tcW w:type="dxa" w:w="2929"/>
+          </w:tcPr>
+          <w:p>
+            <w:pPr>
+              <w:jc w:val="center"/>
+            </w:pPr>
+            <w:r/>
+            <w:r>
+              <w:rPr>
+                <w:rFonts w:ascii="宋体" w:hAnsi="宋体" w:eastAsia="宋体" w:cs="宋体"/>
+                <w:rFonts w:ascii="宋体" w:hAnsi="宋体"/>
+                <w:b w:val="0"/>
+                <w:sz w:val="20"/>
+              </w:rPr>
+              <w:t>差异识别准确率</w:t>
+            </w:r>
+          </w:p>
+        </w:tc>
+        <w:tc>
+          <w:tcPr>
+            <w:tcW w:type="dxa" w:w="2929"/>
+          </w:tcPr>
+          <w:p>
+            <w:pPr>
+              <w:jc w:val="center"/>
+            </w:pPr>
+            <w:r/>
+            <w:r>
+              <w:rPr>
+                <w:rFonts w:ascii="宋体" w:hAnsi="宋体" w:eastAsia="宋体" w:cs="宋体"/>
+                <w:rFonts w:ascii="宋体" w:hAnsi="宋体"/>
+                <w:b w:val="0"/>
+                <w:sz w:val="20"/>
+              </w:rPr>
+              <w:t>70%（人工）</w:t>
+            </w:r>
+          </w:p>
+        </w:tc>
+        <w:tc>
+          <w:tcPr>
+            <w:tcW w:type="dxa" w:w="2929"/>
+          </w:tcPr>
+          <w:p>
+            <w:pPr>
+              <w:jc w:val="center"/>
+            </w:pPr>
+            <w:r/>
+            <w:r>
+              <w:rPr>
+                <w:rFonts w:ascii="宋体" w:hAnsi="宋体" w:eastAsia="宋体" w:cs="宋体"/>
+                <w:rFonts w:ascii="宋体" w:hAnsi="宋体"/>
+                <w:b w:val="0"/>
+                <w:sz w:val="20"/>
+              </w:rPr>
+              <w:t>95%+</w:t>
+            </w:r>
+          </w:p>
+        </w:tc>
+      </w:tr>
+      <w:tr>
+        <w:tc>
+          <w:tcPr>
+            <w:tcW w:type="dxa" w:w="2929"/>
+          </w:tcPr>
+          <w:p>
+            <w:pPr>
+              <w:jc w:val="center"/>
+            </w:pPr>
+            <w:r/>
+            <w:r>
+              <w:rPr>
+                <w:rFonts w:ascii="宋体" w:hAnsi="宋体" w:eastAsia="宋体" w:cs="宋体"/>
+                <w:rFonts w:ascii="宋体" w:hAnsi="宋体"/>
+                <w:b w:val="0"/>
+                <w:sz w:val="20"/>
+              </w:rPr>
+              <w:t>海外汇率换算</w:t>
+            </w:r>
+          </w:p>
+        </w:tc>
+        <w:tc>
+          <w:tcPr>
+            <w:tcW w:type="dxa" w:w="2929"/>
+          </w:tcPr>
+          <w:p>
+            <w:pPr>
+              <w:jc w:val="center"/>
+            </w:pPr>
+            <w:r/>
+            <w:r>
+              <w:rPr>
+                <w:rFonts w:ascii="宋体" w:hAnsi="宋体" w:eastAsia="宋体" w:cs="宋体"/>
+                <w:rFonts w:ascii="宋体" w:hAnsi="宋体"/>
+                <w:b w:val="0"/>
+                <w:sz w:val="20"/>
+              </w:rPr>
+              <w:t>人工查询</w:t>
+            </w:r>
+          </w:p>
+        </w:tc>
+        <w:tc>
+          <w:tcPr>
+            <w:tcW w:type="dxa" w:w="2929"/>
+          </w:tcPr>
+          <w:p>
+            <w:pPr>
+              <w:jc w:val="center"/>
+            </w:pPr>
+            <w:r/>
+            <w:r>
+              <w:rPr>
+                <w:rFonts w:ascii="宋体" w:hAnsi="宋体" w:eastAsia="宋体" w:cs="宋体"/>
+                <w:rFonts w:ascii="宋体" w:hAnsi="宋体"/>
+                <w:b w:val="0"/>
+                <w:sz w:val="20"/>
+              </w:rPr>
+              <w:t>自动按月换算</w:t>
+            </w:r>
+          </w:p>
+        </w:tc>
+      </w:tr>
+      <w:tr>
+        <w:tc>
+          <w:tcPr>
+            <w:tcW w:type="dxa" w:w="2929"/>
+          </w:tcPr>
+          <w:p>
+            <w:pPr>
+              <w:jc w:val="center"/>
+            </w:pPr>
+            <w:r/>
+            <w:r>
+              <w:rPr>
+                <w:rFonts w:ascii="宋体" w:hAnsi="宋体" w:eastAsia="宋体" w:cs="宋体"/>
+                <w:rFonts w:ascii="宋体" w:hAnsi="宋体"/>
+                <w:b w:val="0"/>
+                <w:sz w:val="20"/>
+              </w:rPr>
+              <w:t>成本变更追溯</w:t>
+            </w:r>
+          </w:p>
+        </w:tc>
+        <w:tc>
+          <w:tcPr>
+            <w:tcW w:type="dxa" w:w="2929"/>
+          </w:tcPr>
+          <w:p>
+            <w:pPr>
+              <w:jc w:val="center"/>
+            </w:pPr>
+            <w:r/>
+            <w:r>
+              <w:rPr>
+                <w:rFonts w:ascii="宋体" w:hAnsi="宋体" w:eastAsia="宋体" w:cs="宋体"/>
+                <w:rFonts w:ascii="宋体" w:hAnsi="宋体"/>
+                <w:b w:val="0"/>
+                <w:sz w:val="20"/>
+              </w:rPr>
+              <w:t>无</w:t>
+            </w:r>
+          </w:p>
+        </w:tc>
+        <w:tc>
+          <w:tcPr>
+            <w:tcW w:type="dxa" w:w="2929"/>
+          </w:tcPr>
+          <w:p>
+            <w:pPr>
+              <w:jc w:val="center"/>
+            </w:pPr>
+            <w:r/>
+            <w:r>
+              <w:rPr>
+                <w:rFonts w:ascii="宋体" w:hAnsi="宋体" w:eastAsia="宋体" w:cs="宋体"/>
+                <w:rFonts w:ascii="宋体" w:hAnsi="宋体"/>
+                <w:b w:val="0"/>
+                <w:sz w:val="20"/>
+              </w:rPr>
+              <w:t>操作人/时间/前后值全程可查</w:t>
+            </w:r>
+          </w:p>
+        </w:tc>
+      </w:tr>
+      <w:tr>
+        <w:tc>
+          <w:tcPr>
+            <w:tcW w:type="dxa" w:w="2929"/>
+          </w:tcPr>
+          <w:p>
+            <w:pPr>
+              <w:jc w:val="center"/>
+            </w:pPr>
+            <w:r/>
+            <w:r>
+              <w:rPr>
+                <w:rFonts w:ascii="宋体" w:hAnsi="宋体" w:eastAsia="宋体" w:cs="宋体"/>
+                <w:rFonts w:ascii="宋体" w:hAnsi="宋体"/>
+                <w:b w:val="0"/>
+                <w:sz w:val="20"/>
+              </w:rPr>
+              <w:t>利润分析维度</w:t>
+            </w:r>
+          </w:p>
+        </w:tc>
+        <w:tc>
+          <w:tcPr>
+            <w:tcW w:type="dxa" w:w="2929"/>
+          </w:tcPr>
+          <w:p>
+            <w:pPr>
+              <w:jc w:val="center"/>
+            </w:pPr>
+            <w:r/>
+            <w:r>
+              <w:rPr>
+                <w:rFonts w:ascii="宋体" w:hAnsi="宋体" w:eastAsia="宋体" w:cs="宋体"/>
+                <w:rFonts w:ascii="宋体" w:hAnsi="宋体"/>
+                <w:b w:val="0"/>
+                <w:sz w:val="20"/>
+              </w:rPr>
+              <w:t>仅店铺</w:t>
+            </w:r>
+          </w:p>
+        </w:tc>
+        <w:tc>
+          <w:tcPr>
+            <w:tcW w:type="dxa" w:w="2929"/>
+          </w:tcPr>
+          <w:p>
+            <w:pPr>
+              <w:jc w:val="center"/>
+            </w:pPr>
+            <w:r/>
+            <w:r>
+              <w:rPr>
+                <w:rFonts w:ascii="宋体" w:hAnsi="宋体" w:eastAsia="宋体" w:cs="宋体"/>
+                <w:rFonts w:ascii="宋体" w:hAnsi="宋体"/>
+                <w:b w:val="0"/>
+                <w:sz w:val="20"/>
+              </w:rPr>
+              <w:t>商品/店铺/平台/品类 4 维度</w:t>
+            </w:r>
+          </w:p>
+        </w:tc>
+      </w:tr>
+      <w:tr>
+        <w:tc>
+          <w:tcPr>
+            <w:tcW w:type="dxa" w:w="2929"/>
+          </w:tcPr>
+          <w:p>
+            <w:pPr>
+              <w:jc w:val="center"/>
+            </w:pPr>
+            <w:r/>
+            <w:r>
+              <w:rPr>
+                <w:rFonts w:ascii="宋体" w:hAnsi="宋体" w:eastAsia="宋体" w:cs="宋体"/>
+                <w:rFonts w:ascii="宋体" w:hAnsi="宋体"/>
+                <w:b w:val="0"/>
+                <w:sz w:val="20"/>
+              </w:rPr>
+              <w:t>报表口径统一</w:t>
+            </w:r>
+          </w:p>
+        </w:tc>
+        <w:tc>
+          <w:tcPr>
+            <w:tcW w:type="dxa" w:w="2929"/>
+          </w:tcPr>
+          <w:p>
+            <w:pPr>
+              <w:jc w:val="center"/>
+            </w:pPr>
+            <w:r/>
+            <w:r>
+              <w:rPr>
+                <w:rFonts w:ascii="宋体" w:hAnsi="宋体" w:eastAsia="宋体" w:cs="宋体"/>
+                <w:rFonts w:ascii="宋体" w:hAnsi="宋体"/>
+                <w:b w:val="0"/>
+                <w:sz w:val="20"/>
+              </w:rPr>
+              <w:t>各部门各报各的</w:t>
+            </w:r>
+          </w:p>
+        </w:tc>
+        <w:tc>
+          <w:tcPr>
+            <w:tcW w:type="dxa" w:w="2929"/>
+          </w:tcPr>
+          <w:p>
+            <w:pPr>
+              <w:jc w:val="center"/>
+            </w:pPr>
+            <w:r/>
+            <w:r>
+              <w:rPr>
+                <w:rFonts w:ascii="宋体" w:hAnsi="宋体" w:eastAsia="宋体" w:cs="宋体"/>
+                <w:rFonts w:ascii="宋体" w:hAnsi="宋体"/>
+                <w:b w:val="0"/>
+                <w:sz w:val="20"/>
+              </w:rPr>
+              <w:t>与既有 Excel 模板表头逐字一致</w:t>
+            </w:r>
+          </w:p>
+        </w:tc>
+      </w:tr>
+    </w:tbl>
+    <w:p/>
+    <w:p>
+      <w:pPr>
+        <w:pStyle w:val="Heading2"/>
+        <w:jc w:val="left"/>
+      </w:pPr>
+      <w:r>
+        <w:rPr>
+          <w:rFonts w:ascii="黑体" w:hAnsi="黑体" w:eastAsia="黑体" w:cs="黑体"/>
+          <w:rFonts w:ascii="黑体" w:hAnsi="黑体"/>
+          <w:b/>
+          <w:color w:val="000000"/>
+          <w:sz w:val="28"/>
+        </w:rPr>
+        <w:t>1.4 建设目标</w:t>
       </w:r>
     </w:p>
     <w:p>
@@ -388,7 +984,7 @@
           <w:rFonts w:ascii="宋体" w:hAnsi="宋体"/>
           <w:sz w:val="22"/>
         </w:rPr>
-        <w:t>构建一套</w:t>
+        <w:t xml:space="preserve">按客户《财务自动对账系统-需求表》20 项需求 + 《系统初稿模板5.22》4 张核心报表的全部要求落地。系统覆盖 </w:t>
       </w:r>
       <w:r>
         <w:rPr>
@@ -397,7 +993,7 @@
           <w:b/>
           <w:sz w:val="22"/>
         </w:rPr>
-        <w:t>纯前端可独立运行</w:t>
+        <w:t>商品资料维护、跨平台账单导入、聚水潭对账、汇率换算、费用归集与分配、利润核算、报表生成</w:t>
       </w:r>
       <w:r>
         <w:rPr>
@@ -405,14 +1001,44 @@
           <w:rFonts w:ascii="宋体" w:hAnsi="宋体"/>
           <w:sz w:val="22"/>
         </w:rPr>
-        <w:t>的多平台财务自动对账系统，覆盖商品资料维护、跨平台账单导入、聚水潭对账、汇率换算、费用归集与三层分配、利润核算、报表生成全链路。在满足客户《系统初稿模板》和《财务自动对账系统-需求表》全部 20 项需求的同时，做到：</w:t>
+        <w:t xml:space="preserve"> 全链路。</w:t>
+      </w:r>
+    </w:p>
+    <w:p>
+      <w:r>
+        <w:br w:type="page"/>
       </w:r>
     </w:p>
     <w:p>
       <w:pPr>
-        <w:pStyle w:val="ListBullet"/>
-        <w:spacing w:line="360" w:lineRule="auto"/>
+        <w:pStyle w:val="Heading1"/>
+        <w:jc w:val="left"/>
       </w:pPr>
+      <w:r>
+        <w:rPr>
+          <w:rFonts w:ascii="黑体" w:hAnsi="黑体" w:eastAsia="黑体" w:cs="黑体"/>
+          <w:rFonts w:ascii="黑体" w:hAnsi="黑体"/>
+          <w:b/>
+          <w:color w:val="2C5F9E"/>
+          <w:sz w:val="32"/>
+        </w:rPr>
+        <w:t>第二章 功能模块概览</w:t>
+      </w:r>
+    </w:p>
+    <w:p>
+      <w:pPr>
+        <w:spacing w:line="384" w:lineRule="auto"/>
+        <w:ind w:firstLine="420"/>
+        <w:jc w:val="both"/>
+      </w:pPr>
+      <w:r>
+        <w:rPr>
+          <w:rFonts w:ascii="宋体" w:hAnsi="宋体" w:eastAsia="宋体" w:cs="宋体"/>
+          <w:rFonts w:ascii="宋体" w:hAnsi="宋体"/>
+          <w:sz w:val="22"/>
+        </w:rPr>
+        <w:t xml:space="preserve">系统按业务核算闭环组织为 </w:t>
+      </w:r>
       <w:r>
         <w:rPr>
           <w:rFonts w:ascii="宋体" w:hAnsi="宋体" w:eastAsia="宋体" w:cs="宋体"/>
@@ -420,7 +1046,7 @@
           <w:b/>
           <w:sz w:val="22"/>
         </w:rPr>
-        <w:t>零后端依赖</w:t>
+        <w:t>6 大模块、19 个功能页</w:t>
       </w:r>
       <w:r>
         <w:rPr>
@@ -428,99 +1054,7 @@
           <w:rFonts w:ascii="宋体" w:hAnsi="宋体"/>
           <w:sz w:val="22"/>
         </w:rPr>
-        <w:t>：浏览器端解析 Excel + localStorage 持久化，开箱即用</w:t>
-      </w:r>
-    </w:p>
-    <w:p>
-      <w:pPr>
-        <w:pStyle w:val="ListBullet"/>
-        <w:spacing w:line="360" w:lineRule="auto"/>
-      </w:pPr>
-      <w:r>
-        <w:rPr>
-          <w:rFonts w:ascii="宋体" w:hAnsi="宋体" w:eastAsia="宋体" w:cs="宋体"/>
-          <w:rFonts w:ascii="宋体" w:hAnsi="宋体"/>
-          <w:b/>
-          <w:sz w:val="22"/>
-        </w:rPr>
-        <w:t>跨平台统一</w:t>
-      </w:r>
-      <w:r>
-        <w:rPr>
-          <w:rFonts w:ascii="宋体" w:hAnsi="宋体" w:eastAsia="宋体" w:cs="宋体"/>
-          <w:rFonts w:ascii="宋体" w:hAnsi="宋体"/>
-          <w:sz w:val="22"/>
-        </w:rPr>
-        <w:t>：11 个平台适配器统一映射到标准列名，对账引擎一套通吃</w:t>
-      </w:r>
-    </w:p>
-    <w:p>
-      <w:pPr>
-        <w:pStyle w:val="ListBullet"/>
-        <w:spacing w:line="360" w:lineRule="auto"/>
-      </w:pPr>
-      <w:r>
-        <w:rPr>
-          <w:rFonts w:ascii="宋体" w:hAnsi="宋体" w:eastAsia="宋体" w:cs="宋体"/>
-          <w:rFonts w:ascii="宋体" w:hAnsi="宋体"/>
-          <w:b/>
-          <w:sz w:val="22"/>
-        </w:rPr>
-        <w:t>规则可配置</w:t>
-      </w:r>
-      <w:r>
-        <w:rPr>
-          <w:rFonts w:ascii="宋体" w:hAnsi="宋体" w:eastAsia="宋体" w:cs="宋体"/>
-          <w:rFonts w:ascii="宋体" w:hAnsi="宋体"/>
-          <w:sz w:val="22"/>
-        </w:rPr>
-        <w:t>：分配标准用户可自定义，覆盖所有费用类型</w:t>
-      </w:r>
-    </w:p>
-    <w:p>
-      <w:pPr>
-        <w:pStyle w:val="ListBullet"/>
-        <w:spacing w:line="360" w:lineRule="auto"/>
-      </w:pPr>
-      <w:r>
-        <w:rPr>
-          <w:rFonts w:ascii="宋体" w:hAnsi="宋体" w:eastAsia="宋体" w:cs="宋体"/>
-          <w:rFonts w:ascii="宋体" w:hAnsi="宋体"/>
-          <w:b/>
-          <w:sz w:val="22"/>
-        </w:rPr>
-        <w:t>审计可追溯</w:t>
-      </w:r>
-      <w:r>
-        <w:rPr>
-          <w:rFonts w:ascii="宋体" w:hAnsi="宋体" w:eastAsia="宋体" w:cs="宋体"/>
-          <w:rFonts w:ascii="宋体" w:hAnsi="宋体"/>
-          <w:sz w:val="22"/>
-        </w:rPr>
-        <w:t>：成本变更全程记录操作人/时间/前后值</w:t>
-      </w:r>
-    </w:p>
-    <w:p>
-      <w:pPr>
-        <w:pStyle w:val="ListBullet"/>
-        <w:spacing w:line="360" w:lineRule="auto"/>
-      </w:pPr>
-      <w:r>
-        <w:rPr>
-          <w:rFonts w:ascii="宋体" w:hAnsi="宋体" w:eastAsia="宋体" w:cs="宋体"/>
-          <w:rFonts w:ascii="宋体" w:hAnsi="宋体"/>
-          <w:b/>
-          <w:sz w:val="22"/>
-        </w:rPr>
-        <w:t>报表对齐 Excel</w:t>
-      </w:r>
-      <w:r>
-        <w:rPr>
-          <w:rFonts w:ascii="宋体" w:hAnsi="宋体" w:eastAsia="宋体" w:cs="宋体"/>
-          <w:rFonts w:ascii="宋体" w:hAnsi="宋体"/>
-          <w:sz w:val="22"/>
-        </w:rPr>
-        <w:t>：账单汇总/账单明细/店铺利润/商品利润 4 张表表头与客户模板逐字一致</w:t>
+        <w:t>：</w:t>
       </w:r>
     </w:p>
     <w:p>
@@ -536,7 +1070,7 @@
           <w:color w:val="000000"/>
           <w:sz w:val="28"/>
         </w:rPr>
-        <w:t>1.4 项目范围</w:t>
+        <w:t>2.1 商品管理（3 个功能）</w:t>
       </w:r>
     </w:p>
     <w:tbl>
@@ -568,7 +1102,7 @@
                 <w:b/>
                 <w:sz w:val="20"/>
               </w:rPr>
-              <w:t>范围</w:t>
+              <w:t>功能</w:t>
             </w:r>
           </w:p>
         </w:tc>
@@ -589,7 +1123,7 @@
                 <w:b/>
                 <w:sz w:val="20"/>
               </w:rPr>
-              <w:t>说明</w:t>
+              <w:t>解决的问题</w:t>
             </w:r>
           </w:p>
         </w:tc>
@@ -611,7 +1145,7 @@
                 <w:b w:val="0"/>
                 <w:sz w:val="20"/>
               </w:rPr>
-              <w:t>系统类型</w:t>
+              <w:t>商品资料</w:t>
             </w:r>
           </w:p>
         </w:tc>
@@ -631,7 +1165,7 @@
                 <w:b w:val="0"/>
                 <w:sz w:val="20"/>
               </w:rPr>
-              <w:t>单页应用（SPA），React 19 + Vite 8</w:t>
+              <w:t>集中维护款式编码/商品编码/商品名称/品类等基础信息，支持 Excel 批量导入</w:t>
             </w:r>
           </w:p>
         </w:tc>
@@ -653,7 +1187,7 @@
                 <w:b w:val="0"/>
                 <w:sz w:val="20"/>
               </w:rPr>
-              <w:t>部署方式</w:t>
+              <w:t>商品成本</w:t>
             </w:r>
           </w:p>
         </w:tc>
@@ -673,7 +1207,7 @@
                 <w:b w:val="0"/>
                 <w:sz w:val="20"/>
               </w:rPr>
-              <w:t>静态托管，支持 GitHub Pages、内部服务器、私有 OSS</w:t>
+              <w:t>按月维护「商品成本 + 标费 + 辅料」，对账时自动联动；支持随时调整</w:t>
             </w:r>
           </w:p>
         </w:tc>
@@ -695,7 +1229,7 @@
                 <w:b w:val="0"/>
                 <w:sz w:val="20"/>
               </w:rPr>
-              <w:t>数据存储</w:t>
+              <w:t>成本修改记录</w:t>
             </w:r>
           </w:p>
         </w:tc>
@@ -715,7 +1249,80 @@
                 <w:b w:val="0"/>
                 <w:sz w:val="20"/>
               </w:rPr>
-              <w:t>浏览器 localStorage（生产可对接后端 API）</w:t>
+              <w:t>谁在什么时候改了什么成本，前后值全部可查，便于审计追溯</w:t>
+            </w:r>
+          </w:p>
+        </w:tc>
+      </w:tr>
+    </w:tbl>
+    <w:p/>
+    <w:p>
+      <w:pPr>
+        <w:pStyle w:val="Heading2"/>
+        <w:jc w:val="left"/>
+      </w:pPr>
+      <w:r>
+        <w:rPr>
+          <w:rFonts w:ascii="黑体" w:hAnsi="黑体" w:eastAsia="黑体" w:cs="黑体"/>
+          <w:rFonts w:ascii="黑体" w:hAnsi="黑体"/>
+          <w:b/>
+          <w:color w:val="000000"/>
+          <w:sz w:val="28"/>
+        </w:rPr>
+        <w:t>2.2 利润核算中心（4 个功能）</w:t>
+      </w:r>
+    </w:p>
+    <w:tbl>
+      <w:tblPr>
+        <w:tblStyle w:val="TableGrid"/>
+        <w:tblW w:type="auto" w:w="0"/>
+        <w:jc w:val="center"/>
+        <w:tblLook w:firstColumn="1" w:firstRow="1" w:lastColumn="0" w:lastRow="0" w:noHBand="0" w:noVBand="1" w:val="04A0"/>
+      </w:tblPr>
+      <w:tblGrid>
+        <w:gridCol w:w="4394"/>
+        <w:gridCol w:w="4394"/>
+      </w:tblGrid>
+      <w:tr>
+        <w:tc>
+          <w:tcPr>
+            <w:tcW w:type="dxa" w:w="4394"/>
+            <w:shd w:fill="D9E8F5"/>
+          </w:tcPr>
+          <w:p>
+            <w:pPr>
+              <w:jc w:val="center"/>
+            </w:pPr>
+            <w:r/>
+            <w:r>
+              <w:rPr>
+                <w:rFonts w:ascii="宋体" w:hAnsi="宋体" w:eastAsia="宋体" w:cs="宋体"/>
+                <w:rFonts w:ascii="宋体" w:hAnsi="宋体"/>
+                <w:b/>
+                <w:sz w:val="20"/>
+              </w:rPr>
+              <w:t>功能</w:t>
+            </w:r>
+          </w:p>
+        </w:tc>
+        <w:tc>
+          <w:tcPr>
+            <w:tcW w:type="dxa" w:w="4394"/>
+            <w:shd w:fill="D9E8F5"/>
+          </w:tcPr>
+          <w:p>
+            <w:pPr>
+              <w:jc w:val="center"/>
+            </w:pPr>
+            <w:r/>
+            <w:r>
+              <w:rPr>
+                <w:rFonts w:ascii="宋体" w:hAnsi="宋体" w:eastAsia="宋体" w:cs="宋体"/>
+                <w:rFonts w:ascii="宋体" w:hAnsi="宋体"/>
+                <w:b/>
+                <w:sz w:val="20"/>
+              </w:rPr>
+              <w:t>解决的问题</w:t>
             </w:r>
           </w:p>
         </w:tc>
@@ -737,7 +1344,7 @@
                 <w:b w:val="0"/>
                 <w:sz w:val="20"/>
               </w:rPr>
-              <w:t>用户规模</w:t>
+              <w:t>数据归集</w:t>
             </w:r>
           </w:p>
         </w:tc>
@@ -757,7 +1364,7 @@
                 <w:b w:val="0"/>
                 <w:sz w:val="20"/>
               </w:rPr>
-              <w:t>财务/运营 5-20 人单点使用</w:t>
+              <w:t>推广费/运费险/红包等公共费用按类型集中录入</w:t>
             </w:r>
           </w:p>
         </w:tc>
@@ -779,7 +1386,7 @@
                 <w:b w:val="0"/>
                 <w:sz w:val="20"/>
               </w:rPr>
-              <w:t>浏览器要求</w:t>
+              <w:t>分配标准</w:t>
             </w:r>
           </w:p>
         </w:tc>
@@ -799,13 +1406,589 @@
                 <w:b w:val="0"/>
                 <w:sz w:val="20"/>
               </w:rPr>
-              <w:t>Chrome 100+ / Edge 100+</w:t>
+              <w:t>自定义分配规则（按收入比例/按件数/按订单数/平均/直挂订单），透明可配置</w:t>
+            </w:r>
+          </w:p>
+        </w:tc>
+      </w:tr>
+      <w:tr>
+        <w:tc>
+          <w:tcPr>
+            <w:tcW w:type="dxa" w:w="4394"/>
+          </w:tcPr>
+          <w:p>
+            <w:pPr>
+              <w:jc w:val="center"/>
+            </w:pPr>
+            <w:r/>
+            <w:r>
+              <w:rPr>
+                <w:rFonts w:ascii="宋体" w:hAnsi="宋体" w:eastAsia="宋体" w:cs="宋体"/>
+                <w:rFonts w:ascii="宋体" w:hAnsi="宋体"/>
+                <w:b w:val="0"/>
+                <w:sz w:val="20"/>
+              </w:rPr>
+              <w:t>数据分配</w:t>
+            </w:r>
+          </w:p>
+        </w:tc>
+        <w:tc>
+          <w:tcPr>
+            <w:tcW w:type="dxa" w:w="4394"/>
+          </w:tcPr>
+          <w:p>
+            <w:pPr>
+              <w:jc w:val="center"/>
+            </w:pPr>
+            <w:r/>
+            <w:r>
+              <w:rPr>
+                <w:rFonts w:ascii="宋体" w:hAnsi="宋体" w:eastAsia="宋体" w:cs="宋体"/>
+                <w:rFonts w:ascii="宋体" w:hAnsi="宋体"/>
+                <w:b w:val="0"/>
+                <w:sz w:val="20"/>
+              </w:rPr>
+              <w:t>公共费用按规则自动分摊到每个订单/商品，每分钱都有出处</w:t>
+            </w:r>
+          </w:p>
+        </w:tc>
+      </w:tr>
+      <w:tr>
+        <w:tc>
+          <w:tcPr>
+            <w:tcW w:type="dxa" w:w="4394"/>
+          </w:tcPr>
+          <w:p>
+            <w:pPr>
+              <w:jc w:val="center"/>
+            </w:pPr>
+            <w:r/>
+            <w:r>
+              <w:rPr>
+                <w:rFonts w:ascii="宋体" w:hAnsi="宋体" w:eastAsia="宋体" w:cs="宋体"/>
+                <w:rFonts w:ascii="宋体" w:hAnsi="宋体"/>
+                <w:b w:val="0"/>
+                <w:sz w:val="20"/>
+              </w:rPr>
+              <w:t>利润分析表</w:t>
+            </w:r>
+          </w:p>
+        </w:tc>
+        <w:tc>
+          <w:tcPr>
+            <w:tcW w:type="dxa" w:w="4394"/>
+          </w:tcPr>
+          <w:p>
+            <w:pPr>
+              <w:jc w:val="center"/>
+            </w:pPr>
+            <w:r/>
+            <w:r>
+              <w:rPr>
+                <w:rFonts w:ascii="宋体" w:hAnsi="宋体" w:eastAsia="宋体" w:cs="宋体"/>
+                <w:rFonts w:ascii="宋体" w:hAnsi="宋体"/>
+                <w:b w:val="0"/>
+                <w:sz w:val="20"/>
+              </w:rPr>
+              <w:t>商品/店铺/平台/品类 4 个维度切换，看清各维度真实盈利能力</w:t>
             </w:r>
           </w:p>
         </w:tc>
       </w:tr>
     </w:tbl>
     <w:p/>
+    <w:p>
+      <w:pPr>
+        <w:pStyle w:val="Heading2"/>
+        <w:jc w:val="left"/>
+      </w:pPr>
+      <w:r>
+        <w:rPr>
+          <w:rFonts w:ascii="黑体" w:hAnsi="黑体" w:eastAsia="黑体" w:cs="黑体"/>
+          <w:rFonts w:ascii="黑体" w:hAnsi="黑体"/>
+          <w:b/>
+          <w:color w:val="000000"/>
+          <w:sz w:val="28"/>
+        </w:rPr>
+        <w:t>2.3 数据中心（7 张报表）</w:t>
+      </w:r>
+    </w:p>
+    <w:tbl>
+      <w:tblPr>
+        <w:tblStyle w:val="TableGrid"/>
+        <w:tblW w:type="auto" w:w="0"/>
+        <w:jc w:val="center"/>
+        <w:tblLook w:firstColumn="1" w:firstRow="1" w:lastColumn="0" w:lastRow="0" w:noHBand="0" w:noVBand="1" w:val="04A0"/>
+      </w:tblPr>
+      <w:tblGrid>
+        <w:gridCol w:w="4394"/>
+        <w:gridCol w:w="4394"/>
+      </w:tblGrid>
+      <w:tr>
+        <w:tc>
+          <w:tcPr>
+            <w:tcW w:type="dxa" w:w="4394"/>
+            <w:shd w:fill="D9E8F5"/>
+          </w:tcPr>
+          <w:p>
+            <w:pPr>
+              <w:jc w:val="center"/>
+            </w:pPr>
+            <w:r/>
+            <w:r>
+              <w:rPr>
+                <w:rFonts w:ascii="宋体" w:hAnsi="宋体" w:eastAsia="宋体" w:cs="宋体"/>
+                <w:rFonts w:ascii="宋体" w:hAnsi="宋体"/>
+                <w:b/>
+                <w:sz w:val="20"/>
+              </w:rPr>
+              <w:t>报表</w:t>
+            </w:r>
+          </w:p>
+        </w:tc>
+        <w:tc>
+          <w:tcPr>
+            <w:tcW w:type="dxa" w:w="4394"/>
+            <w:shd w:fill="D9E8F5"/>
+          </w:tcPr>
+          <w:p>
+            <w:pPr>
+              <w:jc w:val="center"/>
+            </w:pPr>
+            <w:r/>
+            <w:r>
+              <w:rPr>
+                <w:rFonts w:ascii="宋体" w:hAnsi="宋体" w:eastAsia="宋体" w:cs="宋体"/>
+                <w:rFonts w:ascii="宋体" w:hAnsi="宋体"/>
+                <w:b/>
+                <w:sz w:val="20"/>
+              </w:rPr>
+              <w:t>业务用途</w:t>
+            </w:r>
+          </w:p>
+        </w:tc>
+      </w:tr>
+      <w:tr>
+        <w:tc>
+          <w:tcPr>
+            <w:tcW w:type="dxa" w:w="4394"/>
+          </w:tcPr>
+          <w:p>
+            <w:pPr>
+              <w:jc w:val="center"/>
+            </w:pPr>
+            <w:r/>
+            <w:r>
+              <w:rPr>
+                <w:rFonts w:ascii="宋体" w:hAnsi="宋体" w:eastAsia="宋体" w:cs="宋体"/>
+                <w:rFonts w:ascii="宋体" w:hAnsi="宋体"/>
+                <w:b w:val="0"/>
+                <w:sz w:val="20"/>
+              </w:rPr>
+              <w:t>应收汇总表</w:t>
+            </w:r>
+          </w:p>
+        </w:tc>
+        <w:tc>
+          <w:tcPr>
+            <w:tcW w:type="dxa" w:w="4394"/>
+          </w:tcPr>
+          <w:p>
+            <w:pPr>
+              <w:jc w:val="center"/>
+            </w:pPr>
+            <w:r/>
+            <w:r>
+              <w:rPr>
+                <w:rFonts w:ascii="宋体" w:hAnsi="宋体" w:eastAsia="宋体" w:cs="宋体"/>
+                <w:rFonts w:ascii="宋体" w:hAnsi="宋体"/>
+                <w:b w:val="0"/>
+                <w:sz w:val="20"/>
+              </w:rPr>
+              <w:t>店铺/商品维度：期初/应收/核销/期末（数量+金额）</w:t>
+            </w:r>
+          </w:p>
+        </w:tc>
+      </w:tr>
+      <w:tr>
+        <w:tc>
+          <w:tcPr>
+            <w:tcW w:type="dxa" w:w="4394"/>
+          </w:tcPr>
+          <w:p>
+            <w:pPr>
+              <w:jc w:val="center"/>
+            </w:pPr>
+            <w:r/>
+            <w:r>
+              <w:rPr>
+                <w:rFonts w:ascii="宋体" w:hAnsi="宋体" w:eastAsia="宋体" w:cs="宋体"/>
+                <w:rFonts w:ascii="宋体" w:hAnsi="宋体"/>
+                <w:b w:val="0"/>
+                <w:sz w:val="20"/>
+              </w:rPr>
+              <w:t>应收明细表</w:t>
+            </w:r>
+          </w:p>
+        </w:tc>
+        <w:tc>
+          <w:tcPr>
+            <w:tcW w:type="dxa" w:w="4394"/>
+          </w:tcPr>
+          <w:p>
+            <w:pPr>
+              <w:jc w:val="center"/>
+            </w:pPr>
+            <w:r/>
+            <w:r>
+              <w:rPr>
+                <w:rFonts w:ascii="宋体" w:hAnsi="宋体" w:eastAsia="宋体" w:cs="宋体"/>
+                <w:rFonts w:ascii="宋体" w:hAnsi="宋体"/>
+                <w:b w:val="0"/>
+                <w:sz w:val="20"/>
+              </w:rPr>
+              <w:t>订单级追踪应收余额</w:t>
+            </w:r>
+          </w:p>
+        </w:tc>
+      </w:tr>
+      <w:tr>
+        <w:tc>
+          <w:tcPr>
+            <w:tcW w:type="dxa" w:w="4394"/>
+          </w:tcPr>
+          <w:p>
+            <w:pPr>
+              <w:jc w:val="center"/>
+            </w:pPr>
+            <w:r/>
+            <w:r>
+              <w:rPr>
+                <w:rFonts w:ascii="宋体" w:hAnsi="宋体" w:eastAsia="宋体" w:cs="宋体"/>
+                <w:rFonts w:ascii="宋体" w:hAnsi="宋体"/>
+                <w:b w:val="0"/>
+                <w:sz w:val="20"/>
+              </w:rPr>
+              <w:t>**账单汇总表**</w:t>
+            </w:r>
+          </w:p>
+        </w:tc>
+        <w:tc>
+          <w:tcPr>
+            <w:tcW w:type="dxa" w:w="4394"/>
+          </w:tcPr>
+          <w:p>
+            <w:pPr>
+              <w:jc w:val="center"/>
+            </w:pPr>
+            <w:r/>
+            <w:r>
+              <w:rPr>
+                <w:rFonts w:ascii="宋体" w:hAnsi="宋体" w:eastAsia="宋体" w:cs="宋体"/>
+                <w:rFonts w:ascii="宋体" w:hAnsi="宋体"/>
+                <w:b w:val="0"/>
+                <w:sz w:val="20"/>
+              </w:rPr>
+              <w:t>店铺月度账单收支汇总（与客户 Excel 模板表头一致）</w:t>
+            </w:r>
+          </w:p>
+        </w:tc>
+      </w:tr>
+      <w:tr>
+        <w:tc>
+          <w:tcPr>
+            <w:tcW w:type="dxa" w:w="4394"/>
+          </w:tcPr>
+          <w:p>
+            <w:pPr>
+              <w:jc w:val="center"/>
+            </w:pPr>
+            <w:r/>
+            <w:r>
+              <w:rPr>
+                <w:rFonts w:ascii="宋体" w:hAnsi="宋体" w:eastAsia="宋体" w:cs="宋体"/>
+                <w:rFonts w:ascii="宋体" w:hAnsi="宋体"/>
+                <w:b w:val="0"/>
+                <w:sz w:val="20"/>
+              </w:rPr>
+              <w:t>**账单明细表**</w:t>
+            </w:r>
+          </w:p>
+        </w:tc>
+        <w:tc>
+          <w:tcPr>
+            <w:tcW w:type="dxa" w:w="4394"/>
+          </w:tcPr>
+          <w:p>
+            <w:pPr>
+              <w:jc w:val="center"/>
+            </w:pPr>
+            <w:r/>
+            <w:r>
+              <w:rPr>
+                <w:rFonts w:ascii="宋体" w:hAnsi="宋体" w:eastAsia="宋体" w:cs="宋体"/>
+                <w:rFonts w:ascii="宋体" w:hAnsi="宋体"/>
+                <w:b w:val="0"/>
+                <w:sz w:val="20"/>
+              </w:rPr>
+              <w:t>订单级收支明细</w:t>
+            </w:r>
+          </w:p>
+        </w:tc>
+      </w:tr>
+      <w:tr>
+        <w:tc>
+          <w:tcPr>
+            <w:tcW w:type="dxa" w:w="4394"/>
+          </w:tcPr>
+          <w:p>
+            <w:pPr>
+              <w:jc w:val="center"/>
+            </w:pPr>
+            <w:r/>
+            <w:r>
+              <w:rPr>
+                <w:rFonts w:ascii="宋体" w:hAnsi="宋体" w:eastAsia="宋体" w:cs="宋体"/>
+                <w:rFonts w:ascii="宋体" w:hAnsi="宋体"/>
+                <w:b w:val="0"/>
+                <w:sz w:val="20"/>
+              </w:rPr>
+              <w:t>**店铺利润表**</w:t>
+            </w:r>
+          </w:p>
+        </w:tc>
+        <w:tc>
+          <w:tcPr>
+            <w:tcW w:type="dxa" w:w="4394"/>
+          </w:tcPr>
+          <w:p>
+            <w:pPr>
+              <w:jc w:val="center"/>
+            </w:pPr>
+            <w:r/>
+            <w:r>
+              <w:rPr>
+                <w:rFonts w:ascii="宋体" w:hAnsi="宋体" w:eastAsia="宋体" w:cs="宋体"/>
+                <w:rFonts w:ascii="宋体" w:hAnsi="宋体"/>
+                <w:b w:val="0"/>
+                <w:sz w:val="20"/>
+              </w:rPr>
+              <w:t>销售收入/退货/销售成本/平台服务费/佣金/推广费/毛利/毛利率/退货率/确收率</w:t>
+            </w:r>
+          </w:p>
+        </w:tc>
+      </w:tr>
+      <w:tr>
+        <w:tc>
+          <w:tcPr>
+            <w:tcW w:type="dxa" w:w="4394"/>
+          </w:tcPr>
+          <w:p>
+            <w:pPr>
+              <w:jc w:val="center"/>
+            </w:pPr>
+            <w:r/>
+            <w:r>
+              <w:rPr>
+                <w:rFonts w:ascii="宋体" w:hAnsi="宋体" w:eastAsia="宋体" w:cs="宋体"/>
+                <w:rFonts w:ascii="宋体" w:hAnsi="宋体"/>
+                <w:b w:val="0"/>
+                <w:sz w:val="20"/>
+              </w:rPr>
+              <w:t>**差异分析表**</w:t>
+            </w:r>
+          </w:p>
+        </w:tc>
+        <w:tc>
+          <w:tcPr>
+            <w:tcW w:type="dxa" w:w="4394"/>
+          </w:tcPr>
+          <w:p>
+            <w:pPr>
+              <w:jc w:val="center"/>
+            </w:pPr>
+            <w:r/>
+            <w:r>
+              <w:rPr>
+                <w:rFonts w:ascii="宋体" w:hAnsi="宋体" w:eastAsia="宋体" w:cs="宋体"/>
+                <w:rFonts w:ascii="宋体" w:hAnsi="宋体"/>
+                <w:b w:val="0"/>
+                <w:sz w:val="20"/>
+              </w:rPr>
+              <w:t>对账主入口：上传账单 → 一键对账 → 自动定位差异</w:t>
+            </w:r>
+          </w:p>
+        </w:tc>
+      </w:tr>
+      <w:tr>
+        <w:tc>
+          <w:tcPr>
+            <w:tcW w:type="dxa" w:w="4394"/>
+          </w:tcPr>
+          <w:p>
+            <w:pPr>
+              <w:jc w:val="center"/>
+            </w:pPr>
+            <w:r/>
+            <w:r>
+              <w:rPr>
+                <w:rFonts w:ascii="宋体" w:hAnsi="宋体" w:eastAsia="宋体" w:cs="宋体"/>
+                <w:rFonts w:ascii="宋体" w:hAnsi="宋体"/>
+                <w:b w:val="0"/>
+                <w:sz w:val="20"/>
+              </w:rPr>
+              <w:t>**商品利润表**</w:t>
+            </w:r>
+          </w:p>
+        </w:tc>
+        <w:tc>
+          <w:tcPr>
+            <w:tcW w:type="dxa" w:w="4394"/>
+          </w:tcPr>
+          <w:p>
+            <w:pPr>
+              <w:jc w:val="center"/>
+            </w:pPr>
+            <w:r/>
+            <w:r>
+              <w:rPr>
+                <w:rFonts w:ascii="宋体" w:hAnsi="宋体" w:eastAsia="宋体" w:cs="宋体"/>
+                <w:rFonts w:ascii="宋体" w:hAnsi="宋体"/>
+                <w:b w:val="0"/>
+                <w:sz w:val="20"/>
+              </w:rPr>
+              <w:t>商品级利润排行 + 月度趋势柱状图</w:t>
+            </w:r>
+          </w:p>
+        </w:tc>
+      </w:tr>
+    </w:tbl>
+    <w:p/>
+    <w:p>
+      <w:pPr>
+        <w:spacing w:line="384" w:lineRule="auto"/>
+        <w:ind w:firstLine="420"/>
+        <w:jc w:val="both"/>
+      </w:pPr>
+      <w:r>
+        <w:rPr>
+          <w:rFonts w:ascii="宋体" w:hAnsi="宋体" w:eastAsia="宋体" w:cs="宋体"/>
+          <w:rFonts w:ascii="宋体" w:hAnsi="宋体"/>
+          <w:sz w:val="22"/>
+        </w:rPr>
+        <w:t>加粗的 4 张为客户《系统初稿模板5.22》对应的核心报表。</w:t>
+      </w:r>
+    </w:p>
+    <w:p>
+      <w:pPr>
+        <w:pStyle w:val="Heading2"/>
+        <w:jc w:val="left"/>
+      </w:pPr>
+      <w:r>
+        <w:rPr>
+          <w:rFonts w:ascii="黑体" w:hAnsi="黑体" w:eastAsia="黑体" w:cs="黑体"/>
+          <w:rFonts w:ascii="黑体" w:hAnsi="黑体"/>
+          <w:b/>
+          <w:color w:val="000000"/>
+          <w:sz w:val="28"/>
+        </w:rPr>
+        <w:t>2.4 汇率管理（1 个功能）</w:t>
+      </w:r>
+    </w:p>
+    <w:p>
+      <w:pPr>
+        <w:spacing w:line="384" w:lineRule="auto"/>
+        <w:ind w:firstLine="420"/>
+        <w:jc w:val="both"/>
+      </w:pPr>
+      <w:r>
+        <w:rPr>
+          <w:rFonts w:ascii="宋体" w:hAnsi="宋体" w:eastAsia="宋体" w:cs="宋体"/>
+          <w:rFonts w:ascii="宋体" w:hAnsi="宋体"/>
+          <w:sz w:val="22"/>
+        </w:rPr>
+        <w:t>按客户既定规则：</w:t>
+      </w:r>
+      <w:r>
+        <w:rPr>
+          <w:rFonts w:ascii="宋体" w:hAnsi="宋体" w:eastAsia="宋体" w:cs="宋体"/>
+          <w:rFonts w:ascii="宋体" w:hAnsi="宋体"/>
+          <w:b/>
+          <w:sz w:val="22"/>
+        </w:rPr>
+        <w:t>账单期间 → 取次月 1 日汇率</w:t>
+      </w:r>
+      <w:r>
+        <w:rPr>
+          <w:rFonts w:ascii="宋体" w:hAnsi="宋体" w:eastAsia="宋体" w:cs="宋体"/>
+          <w:rFonts w:ascii="宋体" w:hAnsi="宋体"/>
+          <w:sz w:val="22"/>
+        </w:rPr>
+        <w:t>（如 1 月账单取 2 月 1 日汇率）。支持人民币 / 美元 / 卢布 / 英镑 4 种币种，按月维护。海外平台收入自动换算为人民币展示。</w:t>
+      </w:r>
+    </w:p>
+    <w:p>
+      <w:pPr>
+        <w:pStyle w:val="Heading2"/>
+        <w:jc w:val="left"/>
+      </w:pPr>
+      <w:r>
+        <w:rPr>
+          <w:rFonts w:ascii="黑体" w:hAnsi="黑体" w:eastAsia="黑体" w:cs="黑体"/>
+          <w:rFonts w:ascii="黑体" w:hAnsi="黑体"/>
+          <w:b/>
+          <w:color w:val="000000"/>
+          <w:sz w:val="28"/>
+        </w:rPr>
+        <w:t>2.5 店铺管理（1 个功能）</w:t>
+      </w:r>
+    </w:p>
+    <w:p>
+      <w:pPr>
+        <w:spacing w:line="384" w:lineRule="auto"/>
+        <w:ind w:firstLine="420"/>
+        <w:jc w:val="both"/>
+      </w:pPr>
+      <w:r>
+        <w:rPr>
+          <w:rFonts w:ascii="宋体" w:hAnsi="宋体" w:eastAsia="宋体" w:cs="宋体"/>
+          <w:rFonts w:ascii="宋体" w:hAnsi="宋体"/>
+          <w:sz w:val="22"/>
+        </w:rPr>
+        <w:t>集中维护店铺名称、所属平台、默认结算币种、营业状态、结算规则，与对账流程联动。</w:t>
+      </w:r>
+    </w:p>
+    <w:p>
+      <w:pPr>
+        <w:pStyle w:val="Heading2"/>
+        <w:jc w:val="left"/>
+      </w:pPr>
+      <w:r>
+        <w:rPr>
+          <w:rFonts w:ascii="黑体" w:hAnsi="黑体" w:eastAsia="黑体" w:cs="黑体"/>
+          <w:rFonts w:ascii="黑体" w:hAnsi="黑体"/>
+          <w:b/>
+          <w:color w:val="000000"/>
+          <w:sz w:val="28"/>
+        </w:rPr>
+        <w:t>2.6 系统设置（3 个功能）</w:t>
+      </w:r>
+    </w:p>
+    <w:p>
+      <w:pPr>
+        <w:spacing w:line="384" w:lineRule="auto"/>
+        <w:ind w:firstLine="420"/>
+        <w:jc w:val="both"/>
+      </w:pPr>
+      <w:r>
+        <w:rPr>
+          <w:rFonts w:ascii="宋体" w:hAnsi="宋体" w:eastAsia="宋体" w:cs="宋体"/>
+          <w:rFonts w:ascii="宋体" w:hAnsi="宋体"/>
+          <w:sz w:val="22"/>
+        </w:rPr>
+        <w:t>角色管理（财务主管/财务/运营/只读等 5 种角色）、权限矩阵、数据备份（一键导出全部数据归档）。</w:t>
+      </w:r>
+    </w:p>
     <w:p>
       <w:r>
         <w:br w:type="page"/>
@@ -824,7 +2007,7 @@
           <w:color w:val="2C5F9E"/>
           <w:sz w:val="32"/>
         </w:rPr>
-        <w:t>第二章 功能架构与业务流程</w:t>
+        <w:t>第三章 核心业务场景</w:t>
       </w:r>
     </w:p>
     <w:p>
@@ -840,7 +2023,7 @@
           <w:color w:val="000000"/>
           <w:sz w:val="28"/>
         </w:rPr>
-        <w:t>2.1 功能模块全景</w:t>
+        <w:t>3.1 月度对账主流程</w:t>
       </w:r>
     </w:p>
     <w:p>
@@ -855,8 +2038,128 @@
           <w:rFonts w:ascii="宋体" w:hAnsi="宋体"/>
           <w:sz w:val="22"/>
         </w:rPr>
-        <w:t xml:space="preserve">系统按"业务核算闭环"组织为 </w:t>
+        <w:t>财务进入【差异分析表】，选择平台和月份，上传两个文件：</w:t>
       </w:r>
+    </w:p>
+    <w:p>
+      <w:pPr>
+        <w:pStyle w:val="ListNumber"/>
+        <w:spacing w:line="360" w:lineRule="auto"/>
+      </w:pPr>
+      <w:r>
+        <w:rPr>
+          <w:rFonts w:ascii="宋体" w:hAnsi="宋体" w:eastAsia="宋体" w:cs="宋体"/>
+          <w:rFonts w:ascii="宋体" w:hAnsi="宋体"/>
+          <w:sz w:val="22"/>
+        </w:rPr>
+        <w:t>平台资金账单 Excel（如抖音资金账单）</w:t>
+      </w:r>
+    </w:p>
+    <w:p>
+      <w:pPr>
+        <w:pStyle w:val="ListNumber"/>
+        <w:spacing w:line="360" w:lineRule="auto"/>
+      </w:pPr>
+      <w:r>
+        <w:rPr>
+          <w:rFonts w:ascii="宋体" w:hAnsi="宋体" w:eastAsia="宋体" w:cs="宋体"/>
+          <w:rFonts w:ascii="宋体" w:hAnsi="宋体"/>
+          <w:sz w:val="22"/>
+        </w:rPr>
+        <w:t>聚水潭导出 Excel</w:t>
+      </w:r>
+    </w:p>
+    <w:p>
+      <w:pPr>
+        <w:spacing w:line="384" w:lineRule="auto"/>
+        <w:ind w:firstLine="420"/>
+        <w:jc w:val="both"/>
+      </w:pPr>
+      <w:r>
+        <w:rPr>
+          <w:rFonts w:ascii="宋体" w:hAnsi="宋体" w:eastAsia="宋体" w:cs="宋体"/>
+          <w:rFonts w:ascii="宋体" w:hAnsi="宋体"/>
+          <w:sz w:val="22"/>
+        </w:rPr>
+        <w:t>点击【开始对账】，系统在 30 秒内完成：</w:t>
+      </w:r>
+    </w:p>
+    <w:p>
+      <w:pPr>
+        <w:pStyle w:val="ListBullet"/>
+        <w:spacing w:line="360" w:lineRule="auto"/>
+      </w:pPr>
+      <w:r>
+        <w:rPr>
+          <w:rFonts w:ascii="宋体" w:hAnsi="宋体" w:eastAsia="宋体" w:cs="宋体"/>
+          <w:rFonts w:ascii="宋体" w:hAnsi="宋体"/>
+          <w:sz w:val="22"/>
+        </w:rPr>
+        <w:t>自动按订单号匹配两边数据</w:t>
+      </w:r>
+    </w:p>
+    <w:p>
+      <w:pPr>
+        <w:pStyle w:val="ListBullet"/>
+        <w:spacing w:line="360" w:lineRule="auto"/>
+      </w:pPr>
+      <w:r>
+        <w:rPr>
+          <w:rFonts w:ascii="宋体" w:hAnsi="宋体" w:eastAsia="宋体" w:cs="宋体"/>
+          <w:rFonts w:ascii="宋体" w:hAnsi="宋体"/>
+          <w:sz w:val="22"/>
+        </w:rPr>
+        <w:t>把订单分到 5 个差异桶（一致 / 金额翻倍 / 聚水潭缺失 / 平台缺失 / 利润异常）</w:t>
+      </w:r>
+    </w:p>
+    <w:p>
+      <w:pPr>
+        <w:pStyle w:val="ListBullet"/>
+        <w:spacing w:line="360" w:lineRule="auto"/>
+      </w:pPr>
+      <w:r>
+        <w:rPr>
+          <w:rFonts w:ascii="宋体" w:hAnsi="宋体" w:eastAsia="宋体" w:cs="宋体"/>
+          <w:rFonts w:ascii="宋体" w:hAnsi="宋体"/>
+          <w:sz w:val="22"/>
+        </w:rPr>
+        <w:t>生成 KPI 卡片（总订单 / 营收 / 成本 / 真实利润 / 差异数）</w:t>
+      </w:r>
+    </w:p>
+    <w:p>
+      <w:pPr>
+        <w:pStyle w:val="ListBullet"/>
+        <w:spacing w:line="360" w:lineRule="auto"/>
+      </w:pPr>
+      <w:r>
+        <w:rPr>
+          <w:rFonts w:ascii="宋体" w:hAnsi="宋体" w:eastAsia="宋体" w:cs="宋体"/>
+          <w:rFonts w:ascii="宋体" w:hAnsi="宋体"/>
+          <w:sz w:val="22"/>
+        </w:rPr>
+        <w:t>列出所有差异订单，可点击下钻查看原始流水</w:t>
+      </w:r>
+    </w:p>
+    <w:p>
+      <w:pPr>
+        <w:pStyle w:val="ListBullet"/>
+        <w:spacing w:line="360" w:lineRule="auto"/>
+      </w:pPr>
+      <w:r>
+        <w:rPr>
+          <w:rFonts w:ascii="宋体" w:hAnsi="宋体" w:eastAsia="宋体" w:cs="宋体"/>
+          <w:rFonts w:ascii="宋体" w:hAnsi="宋体"/>
+          <w:sz w:val="22"/>
+        </w:rPr>
+        <w:t>AI 给出一句话差异原因提示</w:t>
+      </w:r>
+    </w:p>
+    <w:p>
+      <w:pPr>
+        <w:spacing w:line="384" w:lineRule="auto"/>
+        <w:ind w:firstLine="420"/>
+        <w:jc w:val="both"/>
+      </w:pPr>
       <w:r>
         <w:rPr>
           <w:rFonts w:ascii="宋体" w:hAnsi="宋体" w:eastAsia="宋体" w:cs="宋体"/>
@@ -864,7 +2167,7 @@
           <w:b/>
           <w:sz w:val="22"/>
         </w:rPr>
-        <w:t>6 大模块、19 个功能页</w:t>
+        <w:t>5 类差异桶定义</w:t>
       </w:r>
       <w:r>
         <w:rPr>
@@ -875,428 +2178,6 @@
         <w:t>：</w:t>
       </w:r>
     </w:p>
-    <w:p>
-      <w:pPr>
-        <w:spacing w:before="120" w:after="120"/>
-        <w:ind w:left="283"/>
-      </w:pPr>
-      <w:r>
-        <w:rPr>
-          <w:rFonts w:ascii="Consolas" w:hAnsi="Consolas" w:eastAsia="Consolas"/>
-          <w:sz w:val="20"/>
-        </w:rPr>
-        <w:t>商品管理（3）           利润核算中心（4）        数据中心（7）</w:t>
-        <w:br/>
-      </w:r>
-      <w:r>
-        <w:rPr>
-          <w:rFonts w:ascii="Consolas" w:hAnsi="Consolas" w:eastAsia="Consolas"/>
-          <w:sz w:val="20"/>
-        </w:rPr>
-        <w:t>├ 商品资料              ├ 数据归集               ├ 应收汇总表</w:t>
-        <w:br/>
-      </w:r>
-      <w:r>
-        <w:rPr>
-          <w:rFonts w:ascii="Consolas" w:hAnsi="Consolas" w:eastAsia="Consolas"/>
-          <w:sz w:val="20"/>
-        </w:rPr>
-        <w:t>├ 商品成本              ├ 分配标准               ├ 应收明细表</w:t>
-        <w:br/>
-      </w:r>
-      <w:r>
-        <w:rPr>
-          <w:rFonts w:ascii="Consolas" w:hAnsi="Consolas" w:eastAsia="Consolas"/>
-          <w:sz w:val="20"/>
-        </w:rPr>
-        <w:t>└ 成本修改记录          ├ 数据分配               ├ 账单汇总表</w:t>
-        <w:br/>
-      </w:r>
-      <w:r>
-        <w:rPr>
-          <w:rFonts w:ascii="Consolas" w:hAnsi="Consolas" w:eastAsia="Consolas"/>
-          <w:sz w:val="20"/>
-        </w:rPr>
-        <w:t xml:space="preserve">                        └ 利润分析表             ├ 账单明细表</w:t>
-        <w:br/>
-      </w:r>
-      <w:r>
-        <w:rPr>
-          <w:rFonts w:ascii="Consolas" w:hAnsi="Consolas" w:eastAsia="Consolas"/>
-          <w:sz w:val="20"/>
-        </w:rPr>
-        <w:t>汇率管理（1）                                    ├ 店铺利润表</w:t>
-        <w:br/>
-      </w:r>
-      <w:r>
-        <w:rPr>
-          <w:rFonts w:ascii="Consolas" w:hAnsi="Consolas" w:eastAsia="Consolas"/>
-          <w:sz w:val="20"/>
-        </w:rPr>
-        <w:t>└ 汇率维护              店铺管理（1）            ├ 差异分析表</w:t>
-        <w:br/>
-      </w:r>
-      <w:r>
-        <w:rPr>
-          <w:rFonts w:ascii="Consolas" w:hAnsi="Consolas" w:eastAsia="Consolas"/>
-          <w:sz w:val="20"/>
-        </w:rPr>
-        <w:t xml:space="preserve">                        └ 店铺/平台配置          └ 商品利润表</w:t>
-        <w:br/>
-      </w:r>
-      <w:r>
-        <w:rPr>
-          <w:rFonts w:ascii="Consolas" w:hAnsi="Consolas" w:eastAsia="Consolas"/>
-          <w:sz w:val="20"/>
-        </w:rPr>
-        <w:t>系统设置（3）</w:t>
-        <w:br/>
-      </w:r>
-      <w:r>
-        <w:rPr>
-          <w:rFonts w:ascii="Consolas" w:hAnsi="Consolas" w:eastAsia="Consolas"/>
-          <w:sz w:val="20"/>
-        </w:rPr>
-        <w:t>├ 角色管理</w:t>
-        <w:br/>
-      </w:r>
-      <w:r>
-        <w:rPr>
-          <w:rFonts w:ascii="Consolas" w:hAnsi="Consolas" w:eastAsia="Consolas"/>
-          <w:sz w:val="20"/>
-        </w:rPr>
-        <w:t>├ 权限管理</w:t>
-        <w:br/>
-      </w:r>
-      <w:r>
-        <w:rPr>
-          <w:rFonts w:ascii="Consolas" w:hAnsi="Consolas" w:eastAsia="Consolas"/>
-          <w:sz w:val="20"/>
-        </w:rPr>
-        <w:t>└ 数据备份</w:t>
-        <w:br/>
-      </w:r>
-    </w:p>
-    <w:p>
-      <w:pPr>
-        <w:pStyle w:val="Heading2"/>
-        <w:jc w:val="left"/>
-      </w:pPr>
-      <w:r>
-        <w:rPr>
-          <w:rFonts w:ascii="黑体" w:hAnsi="黑体" w:eastAsia="黑体" w:cs="黑体"/>
-          <w:rFonts w:ascii="黑体" w:hAnsi="黑体"/>
-          <w:b/>
-          <w:color w:val="000000"/>
-          <w:sz w:val="28"/>
-        </w:rPr>
-        <w:t>2.2 核心业务流程</w:t>
-      </w:r>
-    </w:p>
-    <w:p>
-      <w:pPr>
-        <w:pStyle w:val="Heading3"/>
-        <w:jc w:val="left"/>
-      </w:pPr>
-      <w:r>
-        <w:rPr>
-          <w:rFonts w:ascii="黑体" w:hAnsi="黑体" w:eastAsia="黑体" w:cs="黑体"/>
-          <w:rFonts w:ascii="黑体" w:hAnsi="黑体"/>
-          <w:b/>
-          <w:color w:val="333333"/>
-          <w:sz w:val="24"/>
-        </w:rPr>
-        <w:t>2.2.1 月度对账主流程</w:t>
-      </w:r>
-    </w:p>
-    <w:p>
-      <w:pPr>
-        <w:spacing w:before="120" w:after="120"/>
-        <w:ind w:left="283"/>
-      </w:pPr>
-      <w:r>
-        <w:rPr>
-          <w:rFonts w:ascii="Consolas" w:hAnsi="Consolas" w:eastAsia="Consolas"/>
-          <w:sz w:val="20"/>
-        </w:rPr>
-        <w:t>1. 财务进入「差异分析表」页</w:t>
-        <w:br/>
-      </w:r>
-      <w:r>
-        <w:rPr>
-          <w:rFonts w:ascii="Consolas" w:hAnsi="Consolas" w:eastAsia="Consolas"/>
-          <w:sz w:val="20"/>
-        </w:rPr>
-        <w:t>2. 选择平台（如抖音）+ 月份（如 2026-01）</w:t>
-        <w:br/>
-      </w:r>
-      <w:r>
-        <w:rPr>
-          <w:rFonts w:ascii="Consolas" w:hAnsi="Consolas" w:eastAsia="Consolas"/>
-          <w:sz w:val="20"/>
-        </w:rPr>
-        <w:t>3. 上传平台资金账单 Excel + 聚水潭导出 Excel</w:t>
-        <w:br/>
-      </w:r>
-      <w:r>
-        <w:rPr>
-          <w:rFonts w:ascii="Consolas" w:hAnsi="Consolas" w:eastAsia="Consolas"/>
-          <w:sz w:val="20"/>
-        </w:rPr>
-        <w:t>4. 点击「开始对账」</w:t>
-        <w:br/>
-      </w:r>
-      <w:r>
-        <w:rPr>
-          <w:rFonts w:ascii="Consolas" w:hAnsi="Consolas" w:eastAsia="Consolas"/>
-          <w:sz w:val="20"/>
-        </w:rPr>
-        <w:t>5. 系统自动执行：</w:t>
-        <w:br/>
-      </w:r>
-      <w:r>
-        <w:rPr>
-          <w:rFonts w:ascii="Consolas" w:hAnsi="Consolas" w:eastAsia="Consolas"/>
-          <w:sz w:val="20"/>
-        </w:rPr>
-        <w:t xml:space="preserve">   a. 平台适配器把原始列映射到标准列名</w:t>
-        <w:br/>
-      </w:r>
-      <w:r>
-        <w:rPr>
-          <w:rFonts w:ascii="Consolas" w:hAnsi="Consolas" w:eastAsia="Consolas"/>
-          <w:sz w:val="20"/>
-        </w:rPr>
-        <w:t xml:space="preserve">   b. 聚水潭按订单号聚合 实发金额/实发成本/销售毛利</w:t>
-        <w:br/>
-      </w:r>
-      <w:r>
-        <w:rPr>
-          <w:rFonts w:ascii="Consolas" w:hAnsi="Consolas" w:eastAsia="Consolas"/>
-          <w:sz w:val="20"/>
-        </w:rPr>
-        <w:t xml:space="preserve">   c. 对账引擎按订单匹配，分类到 5 个差异桶</w:t>
-        <w:br/>
-      </w:r>
-      <w:r>
-        <w:rPr>
-          <w:rFonts w:ascii="Consolas" w:hAnsi="Consolas" w:eastAsia="Consolas"/>
-          <w:sz w:val="20"/>
-        </w:rPr>
-        <w:t>6. 生成 KPI 卡片 + 差异明细表 + 月度公共扣费列表</w:t>
-        <w:br/>
-      </w:r>
-      <w:r>
-        <w:rPr>
-          <w:rFonts w:ascii="Consolas" w:hAnsi="Consolas" w:eastAsia="Consolas"/>
-          <w:sz w:val="20"/>
-        </w:rPr>
-        <w:t>7. 点击差异行可下钻查看原始流水</w:t>
-        <w:br/>
-      </w:r>
-    </w:p>
-    <w:p>
-      <w:pPr>
-        <w:pStyle w:val="Heading3"/>
-        <w:jc w:val="left"/>
-      </w:pPr>
-      <w:r>
-        <w:rPr>
-          <w:rFonts w:ascii="黑体" w:hAnsi="黑体" w:eastAsia="黑体" w:cs="黑体"/>
-          <w:rFonts w:ascii="黑体" w:hAnsi="黑体"/>
-          <w:b/>
-          <w:color w:val="333333"/>
-          <w:sz w:val="24"/>
-        </w:rPr>
-        <w:t>2.2.2 商品成本变更流程</w:t>
-      </w:r>
-    </w:p>
-    <w:p>
-      <w:pPr>
-        <w:spacing w:before="120" w:after="120"/>
-        <w:ind w:left="283"/>
-      </w:pPr>
-      <w:r>
-        <w:rPr>
-          <w:rFonts w:ascii="Consolas" w:hAnsi="Consolas" w:eastAsia="Consolas"/>
-          <w:sz w:val="20"/>
-        </w:rPr>
-        <w:t>1. 财务进入「商品成本」页</w:t>
-        <w:br/>
-      </w:r>
-      <w:r>
-        <w:rPr>
-          <w:rFonts w:ascii="Consolas" w:hAnsi="Consolas" w:eastAsia="Consolas"/>
-          <w:sz w:val="20"/>
-        </w:rPr>
-        <w:t>2. 编辑某 SKU 的标费/辅料/商品成本</w:t>
-        <w:br/>
-      </w:r>
-      <w:r>
-        <w:rPr>
-          <w:rFonts w:ascii="Consolas" w:hAnsi="Consolas" w:eastAsia="Consolas"/>
-          <w:sz w:val="20"/>
-        </w:rPr>
-        <w:t>3. 系统自动写入「成本修改记录」（操作人/时间/前后值）</w:t>
-        <w:br/>
-      </w:r>
-      <w:r>
-        <w:rPr>
-          <w:rFonts w:ascii="Consolas" w:hAnsi="Consolas" w:eastAsia="Consolas"/>
-          <w:sz w:val="20"/>
-        </w:rPr>
-        <w:t>4. 后续对账使用新成本，已生成的报表保持锁定</w:t>
-        <w:br/>
-      </w:r>
-    </w:p>
-    <w:p>
-      <w:pPr>
-        <w:pStyle w:val="Heading3"/>
-        <w:jc w:val="left"/>
-      </w:pPr>
-      <w:r>
-        <w:rPr>
-          <w:rFonts w:ascii="黑体" w:hAnsi="黑体" w:eastAsia="黑体" w:cs="黑体"/>
-          <w:rFonts w:ascii="黑体" w:hAnsi="黑体"/>
-          <w:b/>
-          <w:color w:val="333333"/>
-          <w:sz w:val="24"/>
-        </w:rPr>
-        <w:t>2.2.3 海外平台多币种流程</w:t>
-      </w:r>
-    </w:p>
-    <w:p>
-      <w:pPr>
-        <w:spacing w:before="120" w:after="120"/>
-        <w:ind w:left="283"/>
-      </w:pPr>
-      <w:r>
-        <w:rPr>
-          <w:rFonts w:ascii="Consolas" w:hAnsi="Consolas" w:eastAsia="Consolas"/>
-          <w:sz w:val="20"/>
-        </w:rPr>
-        <w:t>1. 进入「汇率维护」录入次月1日的 USD/RUB/GBP 汇率</w:t>
-        <w:br/>
-      </w:r>
-      <w:r>
-        <w:rPr>
-          <w:rFonts w:ascii="Consolas" w:hAnsi="Consolas" w:eastAsia="Consolas"/>
-          <w:sz w:val="20"/>
-        </w:rPr>
-        <w:t>2. 进入「店铺/平台配置」给海外店铺标记币种（如 OZON-RUB）</w:t>
-        <w:br/>
-      </w:r>
-      <w:r>
-        <w:rPr>
-          <w:rFonts w:ascii="Consolas" w:hAnsi="Consolas" w:eastAsia="Consolas"/>
-          <w:sz w:val="20"/>
-        </w:rPr>
-        <w:t>3. 上传海外平台账单</w:t>
-        <w:br/>
-      </w:r>
-      <w:r>
-        <w:rPr>
-          <w:rFonts w:ascii="Consolas" w:hAnsi="Consolas" w:eastAsia="Consolas"/>
-          <w:sz w:val="20"/>
-        </w:rPr>
-        <w:t>4. 系统按"账单期间次月1日"汇率自动换算为 CNY 入账</w:t>
-        <w:br/>
-      </w:r>
-      <w:r>
-        <w:rPr>
-          <w:rFonts w:ascii="Consolas" w:hAnsi="Consolas" w:eastAsia="Consolas"/>
-          <w:sz w:val="20"/>
-        </w:rPr>
-        <w:t>5. 报表统一用 CNY 展示</w:t>
-        <w:br/>
-      </w:r>
-    </w:p>
-    <w:p>
-      <w:pPr>
-        <w:pStyle w:val="Heading3"/>
-        <w:jc w:val="left"/>
-      </w:pPr>
-      <w:r>
-        <w:rPr>
-          <w:rFonts w:ascii="黑体" w:hAnsi="黑体" w:eastAsia="黑体" w:cs="黑体"/>
-          <w:rFonts w:ascii="黑体" w:hAnsi="黑体"/>
-          <w:b/>
-          <w:color w:val="333333"/>
-          <w:sz w:val="24"/>
-        </w:rPr>
-        <w:t>2.2.4 费用三层分配流程</w:t>
-      </w:r>
-    </w:p>
-    <w:p>
-      <w:pPr>
-        <w:spacing w:before="120" w:after="120"/>
-        <w:ind w:left="283"/>
-      </w:pPr>
-      <w:r>
-        <w:rPr>
-          <w:rFonts w:ascii="Consolas" w:hAnsi="Consolas" w:eastAsia="Consolas"/>
-          <w:sz w:val="20"/>
-        </w:rPr>
-        <w:t>1. 财务进入「数据归集」录入本期费用记录</w:t>
-        <w:br/>
-      </w:r>
-      <w:r>
-        <w:rPr>
-          <w:rFonts w:ascii="Consolas" w:hAnsi="Consolas" w:eastAsia="Consolas"/>
-          <w:sz w:val="20"/>
-        </w:rPr>
-        <w:t xml:space="preserve">   （如：推广费 12,500 元 / 运费险 2,800 元）</w:t>
-        <w:br/>
-      </w:r>
-      <w:r>
-        <w:rPr>
-          <w:rFonts w:ascii="Consolas" w:hAnsi="Consolas" w:eastAsia="Consolas"/>
-          <w:sz w:val="20"/>
-        </w:rPr>
-        <w:t>2. 系统按「分配标准」匹配规则</w:t>
-        <w:br/>
-      </w:r>
-      <w:r>
-        <w:rPr>
-          <w:rFonts w:ascii="Consolas" w:hAnsi="Consolas" w:eastAsia="Consolas"/>
-          <w:sz w:val="20"/>
-        </w:rPr>
-        <w:t xml:space="preserve">   （如：推广费按销售收入比例分摊到所有订单商品）</w:t>
-        <w:br/>
-      </w:r>
-      <w:r>
-        <w:rPr>
-          <w:rFonts w:ascii="Consolas" w:hAnsi="Consolas" w:eastAsia="Consolas"/>
-          <w:sz w:val="20"/>
-        </w:rPr>
-        <w:t>3. 进入「数据分配」查看分配明细</w:t>
-        <w:br/>
-      </w:r>
-      <w:r>
-        <w:rPr>
-          <w:rFonts w:ascii="Consolas" w:hAnsi="Consolas" w:eastAsia="Consolas"/>
-          <w:sz w:val="20"/>
-        </w:rPr>
-        <w:t>4. 「商品利润表」「利润分析表」自动包含分配费用</w:t>
-        <w:br/>
-      </w:r>
-    </w:p>
-    <w:p>
-      <w:pPr>
-        <w:pStyle w:val="Heading2"/>
-        <w:jc w:val="left"/>
-      </w:pPr>
-      <w:r>
-        <w:rPr>
-          <w:rFonts w:ascii="黑体" w:hAnsi="黑体" w:eastAsia="黑体" w:cs="黑体"/>
-          <w:rFonts w:ascii="黑体" w:hAnsi="黑体"/>
-          <w:b/>
-          <w:color w:val="000000"/>
-          <w:sz w:val="28"/>
-        </w:rPr>
-        <w:t>2.3 5 类对账差异桶</w:t>
-      </w:r>
-    </w:p>
     <w:tbl>
       <w:tblPr>
         <w:tblStyle w:val="TableGrid"/>
@@ -1305,16 +2186,14 @@
         <w:tblLook w:firstColumn="1" w:firstRow="1" w:lastColumn="0" w:lastRow="0" w:noHBand="0" w:noVBand="1" w:val="04A0"/>
       </w:tblPr>
       <w:tblGrid>
-        <w:gridCol w:w="1758"/>
-        <w:gridCol w:w="1758"/>
-        <w:gridCol w:w="1758"/>
-        <w:gridCol w:w="1758"/>
-        <w:gridCol w:w="1758"/>
+        <w:gridCol w:w="2929"/>
+        <w:gridCol w:w="2929"/>
+        <w:gridCol w:w="2929"/>
       </w:tblGrid>
       <w:tr>
         <w:tc>
           <w:tcPr>
-            <w:tcW w:type="dxa" w:w="1758"/>
+            <w:tcW w:type="dxa" w:w="2929"/>
             <w:shd w:fill="D9E8F5"/>
           </w:tcPr>
           <w:p>
@@ -1329,13 +2208,13 @@
                 <w:b/>
                 <w:sz w:val="20"/>
               </w:rPr>
-              <w:t>差异桶</w:t>
+              <w:t>差异类型</w:t>
             </w:r>
           </w:p>
         </w:tc>
         <w:tc>
           <w:tcPr>
-            <w:tcW w:type="dxa" w:w="1758"/>
+            <w:tcW w:type="dxa" w:w="2929"/>
             <w:shd w:fill="D9E8F5"/>
           </w:tcPr>
           <w:p>
@@ -1356,7 +2235,7 @@
         </w:tc>
         <w:tc>
           <w:tcPr>
-            <w:tcW w:type="dxa" w:w="1758"/>
+            <w:tcW w:type="dxa" w:w="2929"/>
             <w:shd w:fill="D9E8F5"/>
           </w:tcPr>
           <w:p>
@@ -1375,23 +2254,11 @@
             </w:r>
           </w:p>
         </w:tc>
-        <w:tc>
-          <w:tcPr>
-            <w:tcW w:type="dxa" w:w="1758"/>
-          </w:tcPr>
-          <w:p/>
-        </w:tc>
-        <w:tc>
-          <w:tcPr>
-            <w:tcW w:type="dxa" w:w="1758"/>
-          </w:tcPr>
-          <w:p/>
-        </w:tc>
       </w:tr>
       <w:tr>
         <w:tc>
           <w:tcPr>
-            <w:tcW w:type="dxa" w:w="1758"/>
+            <w:tcW w:type="dxa" w:w="2929"/>
           </w:tcPr>
           <w:p>
             <w:pPr>
@@ -1405,13 +2272,13 @@
                 <w:b w:val="0"/>
                 <w:sz w:val="20"/>
               </w:rPr>
-              <w:t>matched 一致</w:t>
+              <w:t>一致</w:t>
             </w:r>
           </w:p>
         </w:tc>
         <w:tc>
           <w:tcPr>
-            <w:tcW w:type="dxa" w:w="1758"/>
+            <w:tcW w:type="dxa" w:w="2929"/>
           </w:tcPr>
           <w:p>
             <w:pPr>
@@ -1425,13 +2292,13 @@
                 <w:b w:val="0"/>
                 <w:sz w:val="20"/>
               </w:rPr>
-              <w:t>平台销售收入 ≈ 聚水潭资金账单金额</w:t>
+              <w:t>平台销售收入 ≈ 聚水潭金额</w:t>
             </w:r>
           </w:p>
         </w:tc>
         <w:tc>
           <w:tcPr>
-            <w:tcW w:type="dxa" w:w="1758"/>
+            <w:tcW w:type="dxa" w:w="2929"/>
           </w:tcPr>
           <w:p>
             <w:pPr>
@@ -1449,23 +2316,11 @@
             </w:r>
           </w:p>
         </w:tc>
-        <w:tc>
-          <w:tcPr>
-            <w:tcW w:type="dxa" w:w="1758"/>
-          </w:tcPr>
-          <w:p/>
-        </w:tc>
-        <w:tc>
-          <w:tcPr>
-            <w:tcW w:type="dxa" w:w="1758"/>
-          </w:tcPr>
-          <w:p/>
-        </w:tc>
       </w:tr>
       <w:tr>
         <w:tc>
           <w:tcPr>
-            <w:tcW w:type="dxa" w:w="1758"/>
+            <w:tcW w:type="dxa" w:w="2929"/>
           </w:tcPr>
           <w:p>
             <w:pPr>
@@ -1479,13 +2334,13 @@
                 <w:b w:val="0"/>
                 <w:sz w:val="20"/>
               </w:rPr>
-              <w:t>duplicated 翻倍</w:t>
+              <w:t>金额翻倍</w:t>
             </w:r>
           </w:p>
         </w:tc>
         <w:tc>
           <w:tcPr>
-            <w:tcW w:type="dxa" w:w="1758"/>
+            <w:tcW w:type="dxa" w:w="2929"/>
           </w:tcPr>
           <w:p>
             <w:pPr>
@@ -1499,13 +2354,13 @@
                 <w:b w:val="0"/>
                 <w:sz w:val="20"/>
               </w:rPr>
-              <w:t>聚水潭多行 + 金额累计 = 平台 N 倍 (N≥2)</w:t>
+              <w:t>聚水潭多行登记，金额累计为平台 N 倍</w:t>
             </w:r>
           </w:p>
         </w:tc>
         <w:tc>
           <w:tcPr>
-            <w:tcW w:type="dxa" w:w="1758"/>
+            <w:tcW w:type="dxa" w:w="2929"/>
           </w:tcPr>
           <w:p>
             <w:pPr>
@@ -1523,23 +2378,11 @@
             </w:r>
           </w:p>
         </w:tc>
-        <w:tc>
-          <w:tcPr>
-            <w:tcW w:type="dxa" w:w="1758"/>
-          </w:tcPr>
-          <w:p/>
-        </w:tc>
-        <w:tc>
-          <w:tcPr>
-            <w:tcW w:type="dxa" w:w="1758"/>
-          </w:tcPr>
-          <w:p/>
-        </w:tc>
       </w:tr>
       <w:tr>
         <w:tc>
           <w:tcPr>
-            <w:tcW w:type="dxa" w:w="1758"/>
+            <w:tcW w:type="dxa" w:w="2929"/>
           </w:tcPr>
           <w:p>
             <w:pPr>
@@ -1553,13 +2396,13 @@
                 <w:b w:val="0"/>
                 <w:sz w:val="20"/>
               </w:rPr>
-              <w:t>missing_in_jst 聚水潭缺失</w:t>
+              <w:t>聚水潭缺失</w:t>
             </w:r>
           </w:p>
         </w:tc>
         <w:tc>
           <w:tcPr>
-            <w:tcW w:type="dxa" w:w="1758"/>
+            <w:tcW w:type="dxa" w:w="2929"/>
           </w:tcPr>
           <w:p>
             <w:pPr>
@@ -1573,13 +2416,13 @@
                 <w:b w:val="0"/>
                 <w:sz w:val="20"/>
               </w:rPr>
-              <w:t>平台有此单，聚水潭没有</w:t>
+              <w:t>平台有这单，聚水潭没有</w:t>
             </w:r>
           </w:p>
         </w:tc>
         <w:tc>
           <w:tcPr>
-            <w:tcW w:type="dxa" w:w="1758"/>
+            <w:tcW w:type="dxa" w:w="2929"/>
           </w:tcPr>
           <w:p>
             <w:pPr>
@@ -1597,23 +2440,11 @@
             </w:r>
           </w:p>
         </w:tc>
-        <w:tc>
-          <w:tcPr>
-            <w:tcW w:type="dxa" w:w="1758"/>
-          </w:tcPr>
-          <w:p/>
-        </w:tc>
-        <w:tc>
-          <w:tcPr>
-            <w:tcW w:type="dxa" w:w="1758"/>
-          </w:tcPr>
-          <w:p/>
-        </w:tc>
       </w:tr>
       <w:tr>
         <w:tc>
           <w:tcPr>
-            <w:tcW w:type="dxa" w:w="1758"/>
+            <w:tcW w:type="dxa" w:w="2929"/>
           </w:tcPr>
           <w:p>
             <w:pPr>
@@ -1627,13 +2458,13 @@
                 <w:b w:val="0"/>
                 <w:sz w:val="20"/>
               </w:rPr>
-              <w:t>missing_in_platform 平台缺失</w:t>
+              <w:t>平台缺失</w:t>
             </w:r>
           </w:p>
         </w:tc>
         <w:tc>
           <w:tcPr>
-            <w:tcW w:type="dxa" w:w="1758"/>
+            <w:tcW w:type="dxa" w:w="2929"/>
           </w:tcPr>
           <w:p>
             <w:pPr>
@@ -1647,13 +2478,13 @@
                 <w:b w:val="0"/>
                 <w:sz w:val="20"/>
               </w:rPr>
-              <w:t>聚水潭有此单，平台账单没有</w:t>
+              <w:t>聚水潭有这单，平台账单没有</w:t>
             </w:r>
           </w:p>
         </w:tc>
         <w:tc>
           <w:tcPr>
-            <w:tcW w:type="dxa" w:w="1758"/>
+            <w:tcW w:type="dxa" w:w="2929"/>
           </w:tcPr>
           <w:p>
             <w:pPr>
@@ -1671,23 +2502,11 @@
             </w:r>
           </w:p>
         </w:tc>
-        <w:tc>
-          <w:tcPr>
-            <w:tcW w:type="dxa" w:w="1758"/>
-          </w:tcPr>
-          <w:p/>
-        </w:tc>
-        <w:tc>
-          <w:tcPr>
-            <w:tcW w:type="dxa" w:w="1758"/>
-          </w:tcPr>
-          <w:p/>
-        </w:tc>
       </w:tr>
       <w:tr>
         <w:tc>
           <w:tcPr>
-            <w:tcW w:type="dxa" w:w="1758"/>
+            <w:tcW w:type="dxa" w:w="2929"/>
           </w:tcPr>
           <w:p>
             <w:pPr>
@@ -1701,13 +2520,13 @@
                 <w:b w:val="0"/>
                 <w:sz w:val="20"/>
               </w:rPr>
-              <w:t>profit_anomaly 利润异常</w:t>
+              <w:t>利润异常</w:t>
             </w:r>
           </w:p>
         </w:tc>
         <w:tc>
           <w:tcPr>
-            <w:tcW w:type="dxa" w:w="1758"/>
+            <w:tcW w:type="dxa" w:w="2929"/>
           </w:tcPr>
           <w:p>
             <w:pPr>
@@ -1721,53 +2540,13 @@
                 <w:b w:val="0"/>
                 <w:sz w:val="20"/>
               </w:rPr>
-              <w:t>\</w:t>
+              <w:t>真实利润 偏离 系统毛利 较大</w:t>
             </w:r>
           </w:p>
         </w:tc>
         <w:tc>
           <w:tcPr>
-            <w:tcW w:type="dxa" w:w="1758"/>
-          </w:tcPr>
-          <w:p>
-            <w:pPr>
-              <w:jc w:val="center"/>
-            </w:pPr>
-            <w:r/>
-            <w:r>
-              <w:rPr>
-                <w:rFonts w:ascii="宋体" w:hAnsi="宋体" w:eastAsia="宋体" w:cs="宋体"/>
-                <w:rFonts w:ascii="宋体" w:hAnsi="宋体"/>
-                <w:b w:val="0"/>
-                <w:sz w:val="20"/>
-              </w:rPr>
-              <w:t>真实利润 − 系统毛利\</w:t>
-            </w:r>
-          </w:p>
-        </w:tc>
-        <w:tc>
-          <w:tcPr>
-            <w:tcW w:type="dxa" w:w="1758"/>
-          </w:tcPr>
-          <w:p>
-            <w:pPr>
-              <w:jc w:val="center"/>
-            </w:pPr>
-            <w:r/>
-            <w:r>
-              <w:rPr>
-                <w:rFonts w:ascii="宋体" w:hAnsi="宋体" w:eastAsia="宋体" w:cs="宋体"/>
-                <w:rFonts w:ascii="宋体" w:hAnsi="宋体"/>
-                <w:b w:val="0"/>
-                <w:sz w:val="20"/>
-              </w:rPr>
-              <w:t>&gt; 阈值</w:t>
-            </w:r>
-          </w:p>
-        </w:tc>
-        <w:tc>
-          <w:tcPr>
-            <w:tcW w:type="dxa" w:w="1758"/>
+            <w:tcW w:type="dxa" w:w="2929"/>
           </w:tcPr>
           <w:p>
             <w:pPr>
@@ -1801,55 +2580,7 @@
           <w:color w:val="000000"/>
           <w:sz w:val="28"/>
         </w:rPr>
-        <w:t>2.4 11 平台覆盖</w:t>
-      </w:r>
-    </w:p>
-    <w:p>
-      <w:pPr>
-        <w:spacing w:line="384" w:lineRule="auto"/>
-        <w:ind w:firstLine="420"/>
-        <w:jc w:val="both"/>
-      </w:pPr>
-      <w:r>
-        <w:rPr>
-          <w:rFonts w:ascii="宋体" w:hAnsi="宋体" w:eastAsia="宋体" w:cs="宋体"/>
-          <w:rFonts w:ascii="宋体" w:hAnsi="宋体"/>
-          <w:b/>
-          <w:sz w:val="22"/>
-        </w:rPr>
-        <w:t>国内（7）</w:t>
-      </w:r>
-      <w:r>
-        <w:rPr>
-          <w:rFonts w:ascii="宋体" w:hAnsi="宋体" w:eastAsia="宋体" w:cs="宋体"/>
-          <w:rFonts w:ascii="宋体" w:hAnsi="宋体"/>
-          <w:sz w:val="22"/>
-        </w:rPr>
-        <w:t>：抖音、淘宝/天猫、快手、拼多多、小红书、视频号小店、微信小店</w:t>
-      </w:r>
-    </w:p>
-    <w:p>
-      <w:pPr>
-        <w:spacing w:line="384" w:lineRule="auto"/>
-        <w:ind w:firstLine="420"/>
-        <w:jc w:val="both"/>
-      </w:pPr>
-      <w:r>
-        <w:rPr>
-          <w:rFonts w:ascii="宋体" w:hAnsi="宋体" w:eastAsia="宋体" w:cs="宋体"/>
-          <w:rFonts w:ascii="宋体" w:hAnsi="宋体"/>
-          <w:b/>
-          <w:sz w:val="22"/>
-        </w:rPr>
-        <w:t>海外（4）</w:t>
-      </w:r>
-      <w:r>
-        <w:rPr>
-          <w:rFonts w:ascii="宋体" w:hAnsi="宋体" w:eastAsia="宋体" w:cs="宋体"/>
-          <w:rFonts w:ascii="宋体" w:hAnsi="宋体"/>
-          <w:sz w:val="22"/>
-        </w:rPr>
-        <w:t>：俄罗斯 OZON (RUB)、俄罗斯 Wildberries (RUB)、英国 TikTok Shop (GBP)、美国 Amazon (USD)</w:t>
+        <w:t>3.2 商品成本变更与版本控制</w:t>
       </w:r>
     </w:p>
     <w:p>
@@ -1864,28 +2595,51 @@
           <w:rFonts w:ascii="宋体" w:hAnsi="宋体"/>
           <w:sz w:val="22"/>
         </w:rPr>
-        <w:t>每个平台一个独立适配器文件，通过 `COLUMN_MAP` 把平台列名映射到统一标准列。新增平台只需添加一个映射配置文件，无需改对账引擎。</w:t>
-      </w:r>
-    </w:p>
-    <w:p>
-      <w:r>
-        <w:br w:type="page"/>
+        <w:t>财务在【商品成本】页编辑某个 SKU 的标费/辅料，系统自动：</w:t>
       </w:r>
     </w:p>
     <w:p>
       <w:pPr>
-        <w:pStyle w:val="Heading1"/>
-        <w:jc w:val="left"/>
+        <w:pStyle w:val="ListBullet"/>
+        <w:spacing w:line="360" w:lineRule="auto"/>
       </w:pPr>
       <w:r>
         <w:rPr>
-          <w:rFonts w:ascii="黑体" w:hAnsi="黑体" w:eastAsia="黑体" w:cs="黑体"/>
-          <w:rFonts w:ascii="黑体" w:hAnsi="黑体"/>
+          <w:rFonts w:ascii="宋体" w:hAnsi="宋体" w:eastAsia="宋体" w:cs="宋体"/>
+          <w:rFonts w:ascii="宋体" w:hAnsi="宋体"/>
+          <w:sz w:val="22"/>
+        </w:rPr>
+        <w:t>写入【成本修改记录】（操作人 / 时间 / 字段 / 修改前 / 修改后）</w:t>
+      </w:r>
+    </w:p>
+    <w:p>
+      <w:pPr>
+        <w:pStyle w:val="ListBullet"/>
+        <w:spacing w:line="360" w:lineRule="auto"/>
+      </w:pPr>
+      <w:r>
+        <w:rPr>
+          <w:rFonts w:ascii="宋体" w:hAnsi="宋体" w:eastAsia="宋体" w:cs="宋体"/>
+          <w:rFonts w:ascii="宋体" w:hAnsi="宋体"/>
           <w:b/>
-          <w:color w:val="2C5F9E"/>
-          <w:sz w:val="32"/>
+          <w:sz w:val="22"/>
         </w:rPr>
-        <w:t>第三章 技术方案与系统架构</w:t>
+        <w:t>后续对账使用新成本，已生成的历史报表保持锁定不变</w:t>
+      </w:r>
+    </w:p>
+    <w:p>
+      <w:pPr>
+        <w:spacing w:line="384" w:lineRule="auto"/>
+        <w:ind w:firstLine="420"/>
+        <w:jc w:val="both"/>
+      </w:pPr>
+      <w:r>
+        <w:rPr>
+          <w:rFonts w:ascii="宋体" w:hAnsi="宋体" w:eastAsia="宋体" w:cs="宋体"/>
+          <w:rFonts w:ascii="宋体" w:hAnsi="宋体"/>
+          <w:sz w:val="22"/>
+        </w:rPr>
+        <w:t>这样保证了财务和老板对历史数据的稳定信任，也保证了变更可追溯。</w:t>
       </w:r>
     </w:p>
     <w:p>
@@ -1901,616 +2655,107 @@
           <w:color w:val="000000"/>
           <w:sz w:val="28"/>
         </w:rPr>
-        <w:t>3.1 技术选型</w:t>
-      </w:r>
-    </w:p>
-    <w:tbl>
-      <w:tblPr>
-        <w:tblStyle w:val="TableGrid"/>
-        <w:tblW w:type="auto" w:w="0"/>
-        <w:jc w:val="center"/>
-        <w:tblLook w:firstColumn="1" w:firstRow="1" w:lastColumn="0" w:lastRow="0" w:noHBand="0" w:noVBand="1" w:val="04A0"/>
-      </w:tblPr>
-      <w:tblGrid>
-        <w:gridCol w:w="2929"/>
-        <w:gridCol w:w="2929"/>
-        <w:gridCol w:w="2929"/>
-      </w:tblGrid>
-      <w:tr>
-        <w:tc>
-          <w:tcPr>
-            <w:tcW w:type="dxa" w:w="2929"/>
-            <w:shd w:fill="D9E8F5"/>
-          </w:tcPr>
-          <w:p>
-            <w:pPr>
-              <w:jc w:val="center"/>
-            </w:pPr>
-            <w:r/>
-            <w:r>
-              <w:rPr>
-                <w:rFonts w:ascii="宋体" w:hAnsi="宋体" w:eastAsia="宋体" w:cs="宋体"/>
-                <w:rFonts w:ascii="宋体" w:hAnsi="宋体"/>
-                <w:b/>
-                <w:sz w:val="20"/>
-              </w:rPr>
-              <w:t>层级</w:t>
-            </w:r>
-          </w:p>
-        </w:tc>
-        <w:tc>
-          <w:tcPr>
-            <w:tcW w:type="dxa" w:w="2929"/>
-            <w:shd w:fill="D9E8F5"/>
-          </w:tcPr>
-          <w:p>
-            <w:pPr>
-              <w:jc w:val="center"/>
-            </w:pPr>
-            <w:r/>
-            <w:r>
-              <w:rPr>
-                <w:rFonts w:ascii="宋体" w:hAnsi="宋体" w:eastAsia="宋体" w:cs="宋体"/>
-                <w:rFonts w:ascii="宋体" w:hAnsi="宋体"/>
-                <w:b/>
-                <w:sz w:val="20"/>
-              </w:rPr>
-              <w:t>选型</w:t>
-            </w:r>
-          </w:p>
-        </w:tc>
-        <w:tc>
-          <w:tcPr>
-            <w:tcW w:type="dxa" w:w="2929"/>
-            <w:shd w:fill="D9E8F5"/>
-          </w:tcPr>
-          <w:p>
-            <w:pPr>
-              <w:jc w:val="center"/>
-            </w:pPr>
-            <w:r/>
-            <w:r>
-              <w:rPr>
-                <w:rFonts w:ascii="宋体" w:hAnsi="宋体" w:eastAsia="宋体" w:cs="宋体"/>
-                <w:rFonts w:ascii="宋体" w:hAnsi="宋体"/>
-                <w:b/>
-                <w:sz w:val="20"/>
-              </w:rPr>
-              <w:t>理由</w:t>
-            </w:r>
-          </w:p>
-        </w:tc>
-      </w:tr>
-      <w:tr>
-        <w:tc>
-          <w:tcPr>
-            <w:tcW w:type="dxa" w:w="2929"/>
-          </w:tcPr>
-          <w:p>
-            <w:pPr>
-              <w:jc w:val="center"/>
-            </w:pPr>
-            <w:r/>
-            <w:r>
-              <w:rPr>
-                <w:rFonts w:ascii="宋体" w:hAnsi="宋体" w:eastAsia="宋体" w:cs="宋体"/>
-                <w:rFonts w:ascii="宋体" w:hAnsi="宋体"/>
-                <w:b w:val="0"/>
-                <w:sz w:val="20"/>
-              </w:rPr>
-              <w:t>UI 框架</w:t>
-            </w:r>
-          </w:p>
-        </w:tc>
-        <w:tc>
-          <w:tcPr>
-            <w:tcW w:type="dxa" w:w="2929"/>
-          </w:tcPr>
-          <w:p>
-            <w:pPr>
-              <w:jc w:val="center"/>
-            </w:pPr>
-            <w:r/>
-            <w:r>
-              <w:rPr>
-                <w:rFonts w:ascii="宋体" w:hAnsi="宋体" w:eastAsia="宋体" w:cs="宋体"/>
-                <w:rFonts w:ascii="宋体" w:hAnsi="宋体"/>
-                <w:b w:val="0"/>
-                <w:sz w:val="20"/>
-              </w:rPr>
-              <w:t>React 19</w:t>
-            </w:r>
-          </w:p>
-        </w:tc>
-        <w:tc>
-          <w:tcPr>
-            <w:tcW w:type="dxa" w:w="2929"/>
-          </w:tcPr>
-          <w:p>
-            <w:pPr>
-              <w:jc w:val="center"/>
-            </w:pPr>
-            <w:r/>
-            <w:r>
-              <w:rPr>
-                <w:rFonts w:ascii="宋体" w:hAnsi="宋体" w:eastAsia="宋体" w:cs="宋体"/>
-                <w:rFonts w:ascii="宋体" w:hAnsi="宋体"/>
-                <w:b w:val="0"/>
-                <w:sz w:val="20"/>
-              </w:rPr>
-              <w:t>主流稳定，团队已掌握</w:t>
-            </w:r>
-          </w:p>
-        </w:tc>
-      </w:tr>
-      <w:tr>
-        <w:tc>
-          <w:tcPr>
-            <w:tcW w:type="dxa" w:w="2929"/>
-          </w:tcPr>
-          <w:p>
-            <w:pPr>
-              <w:jc w:val="center"/>
-            </w:pPr>
-            <w:r/>
-            <w:r>
-              <w:rPr>
-                <w:rFonts w:ascii="宋体" w:hAnsi="宋体" w:eastAsia="宋体" w:cs="宋体"/>
-                <w:rFonts w:ascii="宋体" w:hAnsi="宋体"/>
-                <w:b w:val="0"/>
-                <w:sz w:val="20"/>
-              </w:rPr>
-              <w:t>构建工具</w:t>
-            </w:r>
-          </w:p>
-        </w:tc>
-        <w:tc>
-          <w:tcPr>
-            <w:tcW w:type="dxa" w:w="2929"/>
-          </w:tcPr>
-          <w:p>
-            <w:pPr>
-              <w:jc w:val="center"/>
-            </w:pPr>
-            <w:r/>
-            <w:r>
-              <w:rPr>
-                <w:rFonts w:ascii="宋体" w:hAnsi="宋体" w:eastAsia="宋体" w:cs="宋体"/>
-                <w:rFonts w:ascii="宋体" w:hAnsi="宋体"/>
-                <w:b w:val="0"/>
-                <w:sz w:val="20"/>
-              </w:rPr>
-              <w:t>Vite 8</w:t>
-            </w:r>
-          </w:p>
-        </w:tc>
-        <w:tc>
-          <w:tcPr>
-            <w:tcW w:type="dxa" w:w="2929"/>
-          </w:tcPr>
-          <w:p>
-            <w:pPr>
-              <w:jc w:val="center"/>
-            </w:pPr>
-            <w:r/>
-            <w:r>
-              <w:rPr>
-                <w:rFonts w:ascii="宋体" w:hAnsi="宋体" w:eastAsia="宋体" w:cs="宋体"/>
-                <w:rFonts w:ascii="宋体" w:hAnsi="宋体"/>
-                <w:b w:val="0"/>
-                <w:sz w:val="20"/>
-              </w:rPr>
-              <w:t>冷启动 200ms，HMR 毫秒级</w:t>
-            </w:r>
-          </w:p>
-        </w:tc>
-      </w:tr>
-      <w:tr>
-        <w:tc>
-          <w:tcPr>
-            <w:tcW w:type="dxa" w:w="2929"/>
-          </w:tcPr>
-          <w:p>
-            <w:pPr>
-              <w:jc w:val="center"/>
-            </w:pPr>
-            <w:r/>
-            <w:r>
-              <w:rPr>
-                <w:rFonts w:ascii="宋体" w:hAnsi="宋体" w:eastAsia="宋体" w:cs="宋体"/>
-                <w:rFonts w:ascii="宋体" w:hAnsi="宋体"/>
-                <w:b w:val="0"/>
-                <w:sz w:val="20"/>
-              </w:rPr>
-              <w:t>Excel 解析</w:t>
-            </w:r>
-          </w:p>
-        </w:tc>
-        <w:tc>
-          <w:tcPr>
-            <w:tcW w:type="dxa" w:w="2929"/>
-          </w:tcPr>
-          <w:p>
-            <w:pPr>
-              <w:jc w:val="center"/>
-            </w:pPr>
-            <w:r/>
-            <w:r>
-              <w:rPr>
-                <w:rFonts w:ascii="宋体" w:hAnsi="宋体" w:eastAsia="宋体" w:cs="宋体"/>
-                <w:rFonts w:ascii="宋体" w:hAnsi="宋体"/>
-                <w:b w:val="0"/>
-                <w:sz w:val="20"/>
-              </w:rPr>
-              <w:t>SheetJS (xlsx)</w:t>
-            </w:r>
-          </w:p>
-        </w:tc>
-        <w:tc>
-          <w:tcPr>
-            <w:tcW w:type="dxa" w:w="2929"/>
-          </w:tcPr>
-          <w:p>
-            <w:pPr>
-              <w:jc w:val="center"/>
-            </w:pPr>
-            <w:r/>
-            <w:r>
-              <w:rPr>
-                <w:rFonts w:ascii="宋体" w:hAnsi="宋体" w:eastAsia="宋体" w:cs="宋体"/>
-                <w:rFonts w:ascii="宋体" w:hAnsi="宋体"/>
-                <w:b w:val="0"/>
-                <w:sz w:val="20"/>
-              </w:rPr>
-              <w:t>浏览器端零后端解析 .xlsx</w:t>
-            </w:r>
-          </w:p>
-        </w:tc>
-      </w:tr>
-      <w:tr>
-        <w:tc>
-          <w:tcPr>
-            <w:tcW w:type="dxa" w:w="2929"/>
-          </w:tcPr>
-          <w:p>
-            <w:pPr>
-              <w:jc w:val="center"/>
-            </w:pPr>
-            <w:r/>
-            <w:r>
-              <w:rPr>
-                <w:rFonts w:ascii="宋体" w:hAnsi="宋体" w:eastAsia="宋体" w:cs="宋体"/>
-                <w:rFonts w:ascii="宋体" w:hAnsi="宋体"/>
-                <w:b w:val="0"/>
-                <w:sz w:val="20"/>
-              </w:rPr>
-              <w:t>样式方案</w:t>
-            </w:r>
-          </w:p>
-        </w:tc>
-        <w:tc>
-          <w:tcPr>
-            <w:tcW w:type="dxa" w:w="2929"/>
-          </w:tcPr>
-          <w:p>
-            <w:pPr>
-              <w:jc w:val="center"/>
-            </w:pPr>
-            <w:r/>
-            <w:r>
-              <w:rPr>
-                <w:rFonts w:ascii="宋体" w:hAnsi="宋体" w:eastAsia="宋体" w:cs="宋体"/>
-                <w:rFonts w:ascii="宋体" w:hAnsi="宋体"/>
-                <w:b w:val="0"/>
-                <w:sz w:val="20"/>
-              </w:rPr>
-              <w:t>CSS Modules + 设计变量</w:t>
-            </w:r>
-          </w:p>
-        </w:tc>
-        <w:tc>
-          <w:tcPr>
-            <w:tcW w:type="dxa" w:w="2929"/>
-          </w:tcPr>
-          <w:p>
-            <w:pPr>
-              <w:jc w:val="center"/>
-            </w:pPr>
-            <w:r/>
-            <w:r>
-              <w:rPr>
-                <w:rFonts w:ascii="宋体" w:hAnsi="宋体" w:eastAsia="宋体" w:cs="宋体"/>
-                <w:rFonts w:ascii="宋体" w:hAnsi="宋体"/>
-                <w:b w:val="0"/>
-                <w:sz w:val="20"/>
-              </w:rPr>
-              <w:t>轻量，无运行时开销</w:t>
-            </w:r>
-          </w:p>
-        </w:tc>
-      </w:tr>
-      <w:tr>
-        <w:tc>
-          <w:tcPr>
-            <w:tcW w:type="dxa" w:w="2929"/>
-          </w:tcPr>
-          <w:p>
-            <w:pPr>
-              <w:jc w:val="center"/>
-            </w:pPr>
-            <w:r/>
-            <w:r>
-              <w:rPr>
-                <w:rFonts w:ascii="宋体" w:hAnsi="宋体" w:eastAsia="宋体" w:cs="宋体"/>
-                <w:rFonts w:ascii="宋体" w:hAnsi="宋体"/>
-                <w:b w:val="0"/>
-                <w:sz w:val="20"/>
-              </w:rPr>
-              <w:t>图标库</w:t>
-            </w:r>
-          </w:p>
-        </w:tc>
-        <w:tc>
-          <w:tcPr>
-            <w:tcW w:type="dxa" w:w="2929"/>
-          </w:tcPr>
-          <w:p>
-            <w:pPr>
-              <w:jc w:val="center"/>
-            </w:pPr>
-            <w:r/>
-            <w:r>
-              <w:rPr>
-                <w:rFonts w:ascii="宋体" w:hAnsi="宋体" w:eastAsia="宋体" w:cs="宋体"/>
-                <w:rFonts w:ascii="宋体" w:hAnsi="宋体"/>
-                <w:b w:val="0"/>
-                <w:sz w:val="20"/>
-              </w:rPr>
-              <w:t>lucide-react</w:t>
-            </w:r>
-          </w:p>
-        </w:tc>
-        <w:tc>
-          <w:tcPr>
-            <w:tcW w:type="dxa" w:w="2929"/>
-          </w:tcPr>
-          <w:p>
-            <w:pPr>
-              <w:jc w:val="center"/>
-            </w:pPr>
-            <w:r/>
-            <w:r>
-              <w:rPr>
-                <w:rFonts w:ascii="宋体" w:hAnsi="宋体" w:eastAsia="宋体" w:cs="宋体"/>
-                <w:rFonts w:ascii="宋体" w:hAnsi="宋体"/>
-                <w:b w:val="0"/>
-                <w:sz w:val="20"/>
-              </w:rPr>
-              <w:t>Tree-shake 友好，包小</w:t>
-            </w:r>
-          </w:p>
-        </w:tc>
-      </w:tr>
-      <w:tr>
-        <w:tc>
-          <w:tcPr>
-            <w:tcW w:type="dxa" w:w="2929"/>
-          </w:tcPr>
-          <w:p>
-            <w:pPr>
-              <w:jc w:val="center"/>
-            </w:pPr>
-            <w:r/>
-            <w:r>
-              <w:rPr>
-                <w:rFonts w:ascii="宋体" w:hAnsi="宋体" w:eastAsia="宋体" w:cs="宋体"/>
-                <w:rFonts w:ascii="宋体" w:hAnsi="宋体"/>
-                <w:b w:val="0"/>
-                <w:sz w:val="20"/>
-              </w:rPr>
-              <w:t>测试</w:t>
-            </w:r>
-          </w:p>
-        </w:tc>
-        <w:tc>
-          <w:tcPr>
-            <w:tcW w:type="dxa" w:w="2929"/>
-          </w:tcPr>
-          <w:p>
-            <w:pPr>
-              <w:jc w:val="center"/>
-            </w:pPr>
-            <w:r/>
-            <w:r>
-              <w:rPr>
-                <w:rFonts w:ascii="宋体" w:hAnsi="宋体" w:eastAsia="宋体" w:cs="宋体"/>
-                <w:rFonts w:ascii="宋体" w:hAnsi="宋体"/>
-                <w:b w:val="0"/>
-                <w:sz w:val="20"/>
-              </w:rPr>
-              <w:t>vitest</w:t>
-            </w:r>
-          </w:p>
-        </w:tc>
-        <w:tc>
-          <w:tcPr>
-            <w:tcW w:type="dxa" w:w="2929"/>
-          </w:tcPr>
-          <w:p>
-            <w:pPr>
-              <w:jc w:val="center"/>
-            </w:pPr>
-            <w:r/>
-            <w:r>
-              <w:rPr>
-                <w:rFonts w:ascii="宋体" w:hAnsi="宋体" w:eastAsia="宋体" w:cs="宋体"/>
-                <w:rFonts w:ascii="宋体" w:hAnsi="宋体"/>
-                <w:b w:val="0"/>
-                <w:sz w:val="20"/>
-              </w:rPr>
-              <w:t>与 Vite 无缝集成</w:t>
-            </w:r>
-          </w:p>
-        </w:tc>
-      </w:tr>
-    </w:tbl>
-    <w:p/>
-    <w:p>
-      <w:pPr>
-        <w:pStyle w:val="Heading2"/>
-        <w:jc w:val="left"/>
-      </w:pPr>
-      <w:r>
-        <w:rPr>
-          <w:rFonts w:ascii="黑体" w:hAnsi="黑体" w:eastAsia="黑体" w:cs="黑体"/>
-          <w:rFonts w:ascii="黑体" w:hAnsi="黑体"/>
-          <w:b/>
-          <w:color w:val="000000"/>
-          <w:sz w:val="28"/>
-        </w:rPr>
-        <w:t>3.2 数据流</w:t>
+        <w:t>3.3 海外平台多币种对账</w:t>
       </w:r>
     </w:p>
     <w:p>
       <w:pPr>
-        <w:spacing w:before="120" w:after="120"/>
-        <w:ind w:left="283"/>
+        <w:spacing w:line="384" w:lineRule="auto"/>
+        <w:ind w:firstLine="420"/>
+        <w:jc w:val="both"/>
       </w:pPr>
       <w:r>
         <w:rPr>
-          <w:rFonts w:ascii="Consolas" w:hAnsi="Consolas" w:eastAsia="Consolas"/>
-          <w:sz w:val="20"/>
+          <w:rFonts w:ascii="宋体" w:hAnsi="宋体" w:eastAsia="宋体" w:cs="宋体"/>
+          <w:rFonts w:ascii="宋体" w:hAnsi="宋体"/>
+          <w:sz w:val="22"/>
         </w:rPr>
-        <w:t>原始 Excel</w:t>
-        <w:br/>
+        <w:t>第一次使用 OZON 等海外平台时：</w:t>
       </w:r>
+    </w:p>
+    <w:p>
+      <w:pPr>
+        <w:pStyle w:val="ListNumber"/>
+        <w:spacing w:line="360" w:lineRule="auto"/>
+      </w:pPr>
       <w:r>
         <w:rPr>
-          <w:rFonts w:ascii="Consolas" w:hAnsi="Consolas" w:eastAsia="Consolas"/>
-          <w:sz w:val="20"/>
+          <w:rFonts w:ascii="宋体" w:hAnsi="宋体" w:eastAsia="宋体" w:cs="宋体"/>
+          <w:rFonts w:ascii="宋体" w:hAnsi="宋体"/>
+          <w:sz w:val="22"/>
         </w:rPr>
-        <w:t xml:space="preserve">    │</w:t>
-        <w:br/>
+        <w:t>在【汇率维护】录入次月 1 日的卢布/美元/英镑汇率</w:t>
       </w:r>
+    </w:p>
+    <w:p>
+      <w:pPr>
+        <w:pStyle w:val="ListNumber"/>
+        <w:spacing w:line="360" w:lineRule="auto"/>
+      </w:pPr>
       <w:r>
         <w:rPr>
-          <w:rFonts w:ascii="Consolas" w:hAnsi="Consolas" w:eastAsia="Consolas"/>
-          <w:sz w:val="20"/>
+          <w:rFonts w:ascii="宋体" w:hAnsi="宋体" w:eastAsia="宋体" w:cs="宋体"/>
+          <w:rFonts w:ascii="宋体" w:hAnsi="宋体"/>
+          <w:sz w:val="22"/>
         </w:rPr>
-        <w:t xml:space="preserve">    ├─ 平台资金账单 ──→ 平台 Adapter ──→ 标准 PlatformOrder[]</w:t>
-        <w:br/>
+        <w:t>在【店铺/平台配置】给海外店铺标记币种</w:t>
       </w:r>
+    </w:p>
+    <w:p>
+      <w:pPr>
+        <w:pStyle w:val="ListNumber"/>
+        <w:spacing w:line="360" w:lineRule="auto"/>
+      </w:pPr>
       <w:r>
         <w:rPr>
-          <w:rFonts w:ascii="Consolas" w:hAnsi="Consolas" w:eastAsia="Consolas"/>
-          <w:sz w:val="20"/>
+          <w:rFonts w:ascii="宋体" w:hAnsi="宋体" w:eastAsia="宋体" w:cs="宋体"/>
+          <w:rFonts w:ascii="宋体" w:hAnsi="宋体"/>
+          <w:sz w:val="22"/>
         </w:rPr>
-        <w:t xml:space="preserve">    │                                          │</w:t>
-        <w:br/>
+        <w:t>上传海外平台账单</w:t>
       </w:r>
+    </w:p>
+    <w:p>
+      <w:pPr>
+        <w:pStyle w:val="ListNumber"/>
+        <w:spacing w:line="360" w:lineRule="auto"/>
+      </w:pPr>
       <w:r>
         <w:rPr>
-          <w:rFonts w:ascii="Consolas" w:hAnsi="Consolas" w:eastAsia="Consolas"/>
-          <w:sz w:val="20"/>
+          <w:rFonts w:ascii="宋体" w:hAnsi="宋体" w:eastAsia="宋体" w:cs="宋体"/>
+          <w:rFonts w:ascii="宋体" w:hAnsi="宋体"/>
+          <w:sz w:val="22"/>
         </w:rPr>
-        <w:t xml:space="preserve">    ├─ 聚水潭导出 ────→ parseJushuitan ──→ JstOrder[]</w:t>
-        <w:br/>
+        <w:t>系统按"账单期间次月 1 日"汇率自动换算为人民币入账</w:t>
       </w:r>
+    </w:p>
+    <w:p>
+      <w:pPr>
+        <w:pStyle w:val="ListNumber"/>
+        <w:spacing w:line="360" w:lineRule="auto"/>
+      </w:pPr>
       <w:r>
         <w:rPr>
-          <w:rFonts w:ascii="Consolas" w:hAnsi="Consolas" w:eastAsia="Consolas"/>
-          <w:sz w:val="20"/>
+          <w:rFonts w:ascii="宋体" w:hAnsi="宋体" w:eastAsia="宋体" w:cs="宋体"/>
+          <w:rFonts w:ascii="宋体" w:hAnsi="宋体"/>
+          <w:sz w:val="22"/>
         </w:rPr>
-        <w:t xml:space="preserve">    │                                          │</w:t>
-        <w:br/>
+        <w:t>报表统一用人民币展示</w:t>
       </w:r>
+    </w:p>
+    <w:p>
+      <w:pPr>
+        <w:spacing w:line="384" w:lineRule="auto"/>
+        <w:ind w:firstLine="420"/>
+        <w:jc w:val="both"/>
+      </w:pPr>
       <w:r>
         <w:rPr>
-          <w:rFonts w:ascii="Consolas" w:hAnsi="Consolas" w:eastAsia="Consolas"/>
-          <w:sz w:val="20"/>
+          <w:rFonts w:ascii="宋体" w:hAnsi="宋体" w:eastAsia="宋体" w:cs="宋体"/>
+          <w:rFonts w:ascii="宋体" w:hAnsi="宋体"/>
+          <w:sz w:val="22"/>
         </w:rPr>
-        <w:t xml:space="preserve">    ├─ 商品成本表 ────→ findCost              │</w:t>
-        <w:br/>
-      </w:r>
-      <w:r>
-        <w:rPr>
-          <w:rFonts w:ascii="Consolas" w:hAnsi="Consolas" w:eastAsia="Consolas"/>
-          <w:sz w:val="20"/>
-        </w:rPr>
-        <w:t xml:space="preserve">    │                                          ↓</w:t>
-        <w:br/>
-      </w:r>
-      <w:r>
-        <w:rPr>
-          <w:rFonts w:ascii="Consolas" w:hAnsi="Consolas" w:eastAsia="Consolas"/>
-          <w:sz w:val="20"/>
-        </w:rPr>
-        <w:t xml:space="preserve">    └─ 费用记录 ──────→ runAllocation ──→ Allocation[]</w:t>
-        <w:br/>
-      </w:r>
-      <w:r>
-        <w:rPr>
-          <w:rFonts w:ascii="Consolas" w:hAnsi="Consolas" w:eastAsia="Consolas"/>
-          <w:sz w:val="20"/>
-        </w:rPr>
-        <w:t xml:space="preserve">                                              │</w:t>
-        <w:br/>
-      </w:r>
-      <w:r>
-        <w:rPr>
-          <w:rFonts w:ascii="Consolas" w:hAnsi="Consolas" w:eastAsia="Consolas"/>
-          <w:sz w:val="20"/>
-        </w:rPr>
-        <w:t xml:space="preserve">                                              ↓</w:t>
-        <w:br/>
-      </w:r>
-      <w:r>
-        <w:rPr>
-          <w:rFonts w:ascii="Consolas" w:hAnsi="Consolas" w:eastAsia="Consolas"/>
-          <w:sz w:val="20"/>
-        </w:rPr>
-        <w:t xml:space="preserve">                                    runReconcile（核心对账引擎）</w:t>
-        <w:br/>
-      </w:r>
-      <w:r>
-        <w:rPr>
-          <w:rFonts w:ascii="Consolas" w:hAnsi="Consolas" w:eastAsia="Consolas"/>
-          <w:sz w:val="20"/>
-        </w:rPr>
-        <w:t xml:space="preserve">                                              │</w:t>
-        <w:br/>
-      </w:r>
-      <w:r>
-        <w:rPr>
-          <w:rFonts w:ascii="Consolas" w:hAnsi="Consolas" w:eastAsia="Consolas"/>
-          <w:sz w:val="20"/>
-        </w:rPr>
-        <w:t xml:space="preserve">                                              ↓</w:t>
-        <w:br/>
-      </w:r>
-      <w:r>
-        <w:rPr>
-          <w:rFonts w:ascii="Consolas" w:hAnsi="Consolas" w:eastAsia="Consolas"/>
-          <w:sz w:val="20"/>
-        </w:rPr>
-        <w:t xml:space="preserve">                            ┌─────────────────┴─────────────────┐</w:t>
-        <w:br/>
-      </w:r>
-      <w:r>
-        <w:rPr>
-          <w:rFonts w:ascii="Consolas" w:hAnsi="Consolas" w:eastAsia="Consolas"/>
-          <w:sz w:val="20"/>
-        </w:rPr>
-        <w:t xml:space="preserve">                            ↓                                   ↓</w:t>
-        <w:br/>
-      </w:r>
-      <w:r>
-        <w:rPr>
-          <w:rFonts w:ascii="Consolas" w:hAnsi="Consolas" w:eastAsia="Consolas"/>
-          <w:sz w:val="20"/>
-        </w:rPr>
-        <w:t xml:space="preserve">                    KPI / 差异行 / SKU 利润           生成 7 张报表</w:t>
-        <w:br/>
+        <w:t>如果次月 1 日是节假日，自动取前一个工作日的汇率。</w:t>
       </w:r>
     </w:p>
     <w:p>
@@ -2526,261 +2771,7 @@
           <w:color w:val="000000"/>
           <w:sz w:val="28"/>
         </w:rPr>
-        <w:t>3.3 模块化结构</w:t>
-      </w:r>
-    </w:p>
-    <w:p>
-      <w:pPr>
-        <w:spacing w:before="120" w:after="120"/>
-        <w:ind w:left="283"/>
-      </w:pPr>
-      <w:r>
-        <w:rPr>
-          <w:rFonts w:ascii="Consolas" w:hAnsi="Consolas" w:eastAsia="Consolas"/>
-          <w:sz w:val="20"/>
-        </w:rPr>
-        <w:t>src/</w:t>
-        <w:br/>
-      </w:r>
-      <w:r>
-        <w:rPr>
-          <w:rFonts w:ascii="Consolas" w:hAnsi="Consolas" w:eastAsia="Consolas"/>
-          <w:sz w:val="20"/>
-        </w:rPr>
-        <w:t xml:space="preserve">  App.jsx                      路由壳 + Hook 注入</w:t>
-        <w:br/>
-      </w:r>
-      <w:r>
-        <w:rPr>
-          <w:rFonts w:ascii="Consolas" w:hAnsi="Consolas" w:eastAsia="Consolas"/>
-          <w:sz w:val="20"/>
-        </w:rPr>
-        <w:t xml:space="preserve">  components/</w:t>
-        <w:br/>
-      </w:r>
-      <w:r>
-        <w:rPr>
-          <w:rFonts w:ascii="Consolas" w:hAnsi="Consolas" w:eastAsia="Consolas"/>
-          <w:sz w:val="20"/>
-        </w:rPr>
-        <w:t xml:space="preserve">    common/                    公共组件（PageHeader/EmptyState/SeedDataBanner）</w:t>
-        <w:br/>
-      </w:r>
-      <w:r>
-        <w:rPr>
-          <w:rFonts w:ascii="Consolas" w:hAnsi="Consolas" w:eastAsia="Consolas"/>
-          <w:sz w:val="20"/>
-        </w:rPr>
-        <w:t xml:space="preserve">    settings/                  设置面板组件</w:t>
-        <w:br/>
-      </w:r>
-      <w:r>
-        <w:rPr>
-          <w:rFonts w:ascii="Consolas" w:hAnsi="Consolas" w:eastAsia="Consolas"/>
-          <w:sz w:val="20"/>
-        </w:rPr>
-        <w:t xml:space="preserve">    Sidebar / TopBar / ...     主框架组件</w:t>
-        <w:br/>
-      </w:r>
-      <w:r>
-        <w:rPr>
-          <w:rFonts w:ascii="Consolas" w:hAnsi="Consolas" w:eastAsia="Consolas"/>
-          <w:sz w:val="20"/>
-        </w:rPr>
-        <w:t xml:space="preserve">  core/</w:t>
-        <w:br/>
-      </w:r>
-      <w:r>
-        <w:rPr>
-          <w:rFonts w:ascii="Consolas" w:hAnsi="Consolas" w:eastAsia="Consolas"/>
-          <w:sz w:val="20"/>
-        </w:rPr>
-        <w:t xml:space="preserve">    menuStructure.js           菜单单一来源</w:t>
-        <w:br/>
-      </w:r>
-      <w:r>
-        <w:rPr>
-          <w:rFonts w:ascii="Consolas" w:hAnsi="Consolas" w:eastAsia="Consolas"/>
-          <w:sz w:val="20"/>
-        </w:rPr>
-        <w:t xml:space="preserve">    reconcile.js               对账引擎</w:t>
-        <w:br/>
-      </w:r>
-      <w:r>
-        <w:rPr>
-          <w:rFonts w:ascii="Consolas" w:hAnsi="Consolas" w:eastAsia="Consolas"/>
-          <w:sz w:val="20"/>
-        </w:rPr>
-        <w:t xml:space="preserve">    allocate.js                三层分配引擎</w:t>
-        <w:br/>
-      </w:r>
-      <w:r>
-        <w:rPr>
-          <w:rFonts w:ascii="Consolas" w:hAnsi="Consolas" w:eastAsia="Consolas"/>
-          <w:sz w:val="20"/>
-        </w:rPr>
-        <w:t xml:space="preserve">    reportBuilder.js           7 张报表生成器</w:t>
-        <w:br/>
-      </w:r>
-      <w:r>
-        <w:rPr>
-          <w:rFonts w:ascii="Consolas" w:hAnsi="Consolas" w:eastAsia="Consolas"/>
-          <w:sz w:val="20"/>
-        </w:rPr>
-        <w:t xml:space="preserve">    currency.js                汇率引擎（按月取次月1日）</w:t>
-        <w:br/>
-      </w:r>
-      <w:r>
-        <w:rPr>
-          <w:rFonts w:ascii="Consolas" w:hAnsi="Consolas" w:eastAsia="Consolas"/>
-          <w:sz w:val="20"/>
-        </w:rPr>
-        <w:t xml:space="preserve">    demoData.js                全局演示数据</w:t>
-        <w:br/>
-      </w:r>
-      <w:r>
-        <w:rPr>
-          <w:rFonts w:ascii="Consolas" w:hAnsi="Consolas" w:eastAsia="Consolas"/>
-          <w:sz w:val="20"/>
-        </w:rPr>
-        <w:t xml:space="preserve">  hooks/</w:t>
-        <w:br/>
-      </w:r>
-      <w:r>
-        <w:rPr>
-          <w:rFonts w:ascii="Consolas" w:hAnsi="Consolas" w:eastAsia="Consolas"/>
-          <w:sz w:val="20"/>
-        </w:rPr>
-        <w:t xml:space="preserve">    useReconcileStore.js       对账主 Store</w:t>
-        <w:br/>
-      </w:r>
-      <w:r>
-        <w:rPr>
-          <w:rFonts w:ascii="Consolas" w:hAnsi="Consolas" w:eastAsia="Consolas"/>
-          <w:sz w:val="20"/>
-        </w:rPr>
-        <w:t xml:space="preserve">    useProductMaster.js        商品资料 + 种子数据</w:t>
-        <w:br/>
-      </w:r>
-      <w:r>
-        <w:rPr>
-          <w:rFonts w:ascii="Consolas" w:hAnsi="Consolas" w:eastAsia="Consolas"/>
-          <w:sz w:val="20"/>
-        </w:rPr>
-        <w:t xml:space="preserve">    useProductCost.js          商品成本 + 种子数据</w:t>
-        <w:br/>
-      </w:r>
-      <w:r>
-        <w:rPr>
-          <w:rFonts w:ascii="Consolas" w:hAnsi="Consolas" w:eastAsia="Consolas"/>
-          <w:sz w:val="20"/>
-        </w:rPr>
-        <w:t xml:space="preserve">    useCostHistory.js          成本审计日志</w:t>
-        <w:br/>
-      </w:r>
-      <w:r>
-        <w:rPr>
-          <w:rFonts w:ascii="Consolas" w:hAnsi="Consolas" w:eastAsia="Consolas"/>
-          <w:sz w:val="20"/>
-        </w:rPr>
-        <w:t xml:space="preserve">    useFeeRecords.js           费用记录</w:t>
-        <w:br/>
-      </w:r>
-      <w:r>
-        <w:rPr>
-          <w:rFonts w:ascii="Consolas" w:hAnsi="Consolas" w:eastAsia="Consolas"/>
-          <w:sz w:val="20"/>
-        </w:rPr>
-        <w:t xml:space="preserve">    useAllocStandards.js       分配标准</w:t>
-        <w:br/>
-      </w:r>
-      <w:r>
-        <w:rPr>
-          <w:rFonts w:ascii="Consolas" w:hAnsi="Consolas" w:eastAsia="Consolas"/>
-          <w:sz w:val="20"/>
-        </w:rPr>
-        <w:t xml:space="preserve">    useExchangeRates.js        汇率</w:t>
-        <w:br/>
-      </w:r>
-      <w:r>
-        <w:rPr>
-          <w:rFonts w:ascii="Consolas" w:hAnsi="Consolas" w:eastAsia="Consolas"/>
-          <w:sz w:val="20"/>
-        </w:rPr>
-        <w:t xml:space="preserve">    useShopProfiles.js         店铺档案</w:t>
-        <w:br/>
-      </w:r>
-      <w:r>
-        <w:rPr>
-          <w:rFonts w:ascii="Consolas" w:hAnsi="Consolas" w:eastAsia="Consolas"/>
-          <w:sz w:val="20"/>
-        </w:rPr>
-        <w:t xml:space="preserve">  pages/</w:t>
-        <w:br/>
-      </w:r>
-      <w:r>
-        <w:rPr>
-          <w:rFonts w:ascii="Consolas" w:hAnsi="Consolas" w:eastAsia="Consolas"/>
-          <w:sz w:val="20"/>
-        </w:rPr>
-        <w:t xml:space="preserve">    fx/                        汇率管理</w:t>
-        <w:br/>
-      </w:r>
-      <w:r>
-        <w:rPr>
-          <w:rFonts w:ascii="Consolas" w:hAnsi="Consolas" w:eastAsia="Consolas"/>
-          <w:sz w:val="20"/>
-        </w:rPr>
-        <w:t xml:space="preserve">    product/                   商品管理（资料/成本/历史）</w:t>
-        <w:br/>
-      </w:r>
-      <w:r>
-        <w:rPr>
-          <w:rFonts w:ascii="Consolas" w:hAnsi="Consolas" w:eastAsia="Consolas"/>
-          <w:sz w:val="20"/>
-        </w:rPr>
-        <w:t xml:space="preserve">    shop/                      店铺管理</w:t>
-        <w:br/>
-      </w:r>
-      <w:r>
-        <w:rPr>
-          <w:rFonts w:ascii="Consolas" w:hAnsi="Consolas" w:eastAsia="Consolas"/>
-          <w:sz w:val="20"/>
-        </w:rPr>
-        <w:t xml:space="preserve">    system/                    系统设置</w:t>
-        <w:br/>
-      </w:r>
-      <w:r>
-        <w:rPr>
-          <w:rFonts w:ascii="Consolas" w:hAnsi="Consolas" w:eastAsia="Consolas"/>
-          <w:sz w:val="20"/>
-        </w:rPr>
-        <w:t xml:space="preserve">    （其他报表页直接放 src/pages 根）</w:t>
-        <w:br/>
-      </w:r>
-      <w:r>
-        <w:rPr>
-          <w:rFonts w:ascii="Consolas" w:hAnsi="Consolas" w:eastAsia="Consolas"/>
-          <w:sz w:val="20"/>
-        </w:rPr>
-        <w:t xml:space="preserve">  platforms/</w:t>
-        <w:br/>
-      </w:r>
-      <w:r>
-        <w:rPr>
-          <w:rFonts w:ascii="Consolas" w:hAnsi="Consolas" w:eastAsia="Consolas"/>
-          <w:sz w:val="20"/>
-        </w:rPr>
-        <w:t xml:space="preserve">    _shared.js                 平台适配器共享逻辑</w:t>
-        <w:br/>
-      </w:r>
-      <w:r>
-        <w:rPr>
-          <w:rFonts w:ascii="Consolas" w:hAnsi="Consolas" w:eastAsia="Consolas"/>
-          <w:sz w:val="20"/>
-        </w:rPr>
-        <w:t xml:space="preserve">    douyin.js / taobao.js /... 11 个平台各自适配器</w:t>
-        <w:br/>
+        <w:t>3.4 公共费用三层分配</w:t>
       </w:r>
     </w:p>
     <w:p>
@@ -2795,23 +2786,7 @@
           <w:rFonts w:ascii="宋体" w:hAnsi="宋体"/>
           <w:sz w:val="22"/>
         </w:rPr>
-        <w:t>每个文件控制在 200 行内，单一职责，方便维护和扩展。</w:t>
-      </w:r>
-    </w:p>
-    <w:p>
-      <w:pPr>
-        <w:pStyle w:val="Heading2"/>
-        <w:jc w:val="left"/>
-      </w:pPr>
-      <w:r>
-        <w:rPr>
-          <w:rFonts w:ascii="黑体" w:hAnsi="黑体" w:eastAsia="黑体" w:cs="黑体"/>
-          <w:rFonts w:ascii="黑体" w:hAnsi="黑体"/>
-          <w:b/>
-          <w:color w:val="000000"/>
-          <w:sz w:val="28"/>
-        </w:rPr>
-        <w:t>3.4 性能与可扩展性</w:t>
+        <w:t>每月把"推广费 12,500 元 / 运费险 2,800 元 / 红包 4,200 元"等公共支出录入【数据归集】。</w:t>
       </w:r>
     </w:p>
     <w:p>
@@ -2824,18 +2799,9 @@
         <w:rPr>
           <w:rFonts w:ascii="宋体" w:hAnsi="宋体" w:eastAsia="宋体" w:cs="宋体"/>
           <w:rFonts w:ascii="宋体" w:hAnsi="宋体"/>
-          <w:b/>
           <w:sz w:val="22"/>
         </w:rPr>
-        <w:t>性能保障</w:t>
-      </w:r>
-      <w:r>
-        <w:rPr>
-          <w:rFonts w:ascii="宋体" w:hAnsi="宋体" w:eastAsia="宋体" w:cs="宋体"/>
-          <w:rFonts w:ascii="宋体" w:hAnsi="宋体"/>
-          <w:sz w:val="22"/>
-        </w:rPr>
-        <w:t>：</w:t>
+        <w:t>系统按【分配标准】自动分摊：</w:t>
       </w:r>
     </w:p>
     <w:p>
@@ -2849,7 +2815,7 @@
           <w:rFonts w:ascii="宋体" w:hAnsi="宋体"/>
           <w:sz w:val="22"/>
         </w:rPr>
-        <w:t>报表渲染 500 行虚拟阈值，超过自动截断</w:t>
+        <w:t>推广费 → 按销售收入比例分摊到每个订单商品</w:t>
       </w:r>
     </w:p>
     <w:p>
@@ -2863,7 +2829,7 @@
           <w:rFonts w:ascii="宋体" w:hAnsi="宋体"/>
           <w:sz w:val="22"/>
         </w:rPr>
-        <w:t>所有衍生数据用 `useMemo` 缓存</w:t>
+        <w:t>运费险 → 按订单数平均分摊</w:t>
       </w:r>
     </w:p>
     <w:p>
@@ -2877,31 +2843,7 @@
           <w:rFonts w:ascii="宋体" w:hAnsi="宋体"/>
           <w:sz w:val="22"/>
         </w:rPr>
-        <w:t>Hook 状态变更全部 `useCallback` 包裹</w:t>
-      </w:r>
-    </w:p>
-    <w:p>
-      <w:pPr>
-        <w:spacing w:line="384" w:lineRule="auto"/>
-        <w:ind w:firstLine="420"/>
-        <w:jc w:val="both"/>
-      </w:pPr>
-      <w:r>
-        <w:rPr>
-          <w:rFonts w:ascii="宋体" w:hAnsi="宋体" w:eastAsia="宋体" w:cs="宋体"/>
-          <w:rFonts w:ascii="宋体" w:hAnsi="宋体"/>
-          <w:b/>
-          <w:sz w:val="22"/>
-        </w:rPr>
-        <w:t>扩展点</w:t>
-      </w:r>
-      <w:r>
-        <w:rPr>
-          <w:rFonts w:ascii="宋体" w:hAnsi="宋体" w:eastAsia="宋体" w:cs="宋体"/>
-          <w:rFonts w:ascii="宋体" w:hAnsi="宋体"/>
-          <w:sz w:val="22"/>
-        </w:rPr>
-        <w:t>：</w:t>
+        <w:t>平台服务费 → 直接挂到对应订单（如果账单已带订单号）</w:t>
       </w:r>
     </w:p>
     <w:p>
@@ -2915,13 +2857,14 @@
           <w:rFonts w:ascii="宋体" w:hAnsi="宋体"/>
           <w:sz w:val="22"/>
         </w:rPr>
-        <w:t>新增平台 → 加一个 `src/platforms/{name}.js`</w:t>
+        <w:t>其他费用 → 按设定的优先级匹配规则</w:t>
       </w:r>
     </w:p>
     <w:p>
       <w:pPr>
-        <w:pStyle w:val="ListBullet"/>
-        <w:spacing w:line="360" w:lineRule="auto"/>
+        <w:spacing w:line="384" w:lineRule="auto"/>
+        <w:ind w:firstLine="420"/>
+        <w:jc w:val="both"/>
       </w:pPr>
       <w:r>
         <w:rPr>
@@ -2929,93 +2872,7 @@
           <w:rFonts w:ascii="宋体" w:hAnsi="宋体"/>
           <w:sz w:val="22"/>
         </w:rPr>
-        <w:t>新增报表 → 在 `reportBuilder.js` 加一个 builder 函数</w:t>
-      </w:r>
-    </w:p>
-    <w:p>
-      <w:pPr>
-        <w:pStyle w:val="ListBullet"/>
-        <w:spacing w:line="360" w:lineRule="auto"/>
-      </w:pPr>
-      <w:r>
-        <w:rPr>
-          <w:rFonts w:ascii="宋体" w:hAnsi="宋体" w:eastAsia="宋体" w:cs="宋体"/>
-          <w:rFonts w:ascii="宋体" w:hAnsi="宋体"/>
-          <w:sz w:val="22"/>
-        </w:rPr>
-        <w:t>新增费用类型 → 在 `useFeeRecords.js` FEE_TYPES 数组追加</w:t>
-      </w:r>
-    </w:p>
-    <w:p>
-      <w:pPr>
-        <w:pStyle w:val="ListBullet"/>
-        <w:spacing w:line="360" w:lineRule="auto"/>
-      </w:pPr>
-      <w:r>
-        <w:rPr>
-          <w:rFonts w:ascii="宋体" w:hAnsi="宋体" w:eastAsia="宋体" w:cs="宋体"/>
-          <w:rFonts w:ascii="宋体" w:hAnsi="宋体"/>
-          <w:sz w:val="22"/>
-        </w:rPr>
-        <w:t>新增币种 → 在 `currency.js` CURRENCIES 数组追加</w:t>
-      </w:r>
-    </w:p>
-    <w:p>
-      <w:pPr>
-        <w:pStyle w:val="Heading2"/>
-        <w:jc w:val="left"/>
-      </w:pPr>
-      <w:r>
-        <w:rPr>
-          <w:rFonts w:ascii="黑体" w:hAnsi="黑体" w:eastAsia="黑体" w:cs="黑体"/>
-          <w:rFonts w:ascii="黑体" w:hAnsi="黑体"/>
-          <w:b/>
-          <w:color w:val="000000"/>
-          <w:sz w:val="28"/>
-        </w:rPr>
-        <w:t>3.5 数据安全与备份</w:t>
-      </w:r>
-    </w:p>
-    <w:p>
-      <w:pPr>
-        <w:pStyle w:val="ListBullet"/>
-        <w:spacing w:line="360" w:lineRule="auto"/>
-      </w:pPr>
-      <w:r>
-        <w:rPr>
-          <w:rFonts w:ascii="宋体" w:hAnsi="宋体" w:eastAsia="宋体" w:cs="宋体"/>
-          <w:rFonts w:ascii="宋体" w:hAnsi="宋体"/>
-          <w:sz w:val="22"/>
-        </w:rPr>
-        <w:t>所有数据存浏览器 localStorage，不上传任何外部服务器</w:t>
-      </w:r>
-    </w:p>
-    <w:p>
-      <w:pPr>
-        <w:pStyle w:val="ListBullet"/>
-        <w:spacing w:line="360" w:lineRule="auto"/>
-      </w:pPr>
-      <w:r>
-        <w:rPr>
-          <w:rFonts w:ascii="宋体" w:hAnsi="宋体" w:eastAsia="宋体" w:cs="宋体"/>
-          <w:rFonts w:ascii="宋体" w:hAnsi="宋体"/>
-          <w:sz w:val="22"/>
-        </w:rPr>
-        <w:t>系统设置 → 数据备份 提供一键导出全部数据为 JSON</w:t>
-      </w:r>
-    </w:p>
-    <w:p>
-      <w:pPr>
-        <w:pStyle w:val="ListBullet"/>
-        <w:spacing w:line="360" w:lineRule="auto"/>
-      </w:pPr>
-      <w:r>
-        <w:rPr>
-          <w:rFonts w:ascii="宋体" w:hAnsi="宋体" w:eastAsia="宋体" w:cs="宋体"/>
-          <w:rFonts w:ascii="宋体" w:hAnsi="宋体"/>
-          <w:sz w:val="22"/>
-        </w:rPr>
-        <w:t>生产部署可对接后端 API，把 Hook 的持久化层从 localStorage 切到 RESTful 接口</w:t>
+        <w:t>分摊后在【数据分配】页可以查看每分钱的去向（按组织 / 店铺 / 商品 / 订单 4 个维度）。【商品利润表】和【利润分析表】会自动包含这些分摊费用，老板看到的每个 SKU 利润都是真实利润。</w:t>
       </w:r>
     </w:p>
     <w:p>
@@ -3068,7 +2925,7 @@
           <w:b/>
           <w:sz w:val="22"/>
         </w:rPr>
-        <w:t>20 个工作日（4 周自然时间）</w:t>
+        <w:t>20 个工作日 / 4 周自然时间</w:t>
       </w:r>
       <w:r>
         <w:rPr>
@@ -3195,7 +3052,7 @@
                 <w:b w:val="0"/>
                 <w:sz w:val="20"/>
               </w:rPr>
-              <w:t>第一阶段 需求确认与原型搭建</w:t>
+              <w:t>第一阶段</w:t>
             </w:r>
           </w:p>
         </w:tc>
@@ -3255,7 +3112,7 @@
                 <w:b w:val="0"/>
                 <w:sz w:val="20"/>
               </w:rPr>
-              <w:t>需求确认书 + UI 原型</w:t>
+              <w:t>需求确认 + 商品管理（资料/成本/审计）</w:t>
             </w:r>
           </w:p>
         </w:tc>
@@ -3277,7 +3134,7 @@
                 <w:b w:val="0"/>
                 <w:sz w:val="20"/>
               </w:rPr>
-              <w:t>第二阶段 核心引擎与商品/成本模块</w:t>
+              <w:t>第二阶段</w:t>
             </w:r>
           </w:p>
         </w:tc>
@@ -3337,7 +3194,7 @@
                 <w:b w:val="0"/>
                 <w:sz w:val="20"/>
               </w:rPr>
-              <w:t>对账引擎 + 商品管理三页</w:t>
+              <w:t>对账主流程 + 7 个国内平台 + 聚水潭对接</w:t>
             </w:r>
           </w:p>
         </w:tc>
@@ -3359,7 +3216,7 @@
                 <w:b w:val="0"/>
                 <w:sz w:val="20"/>
               </w:rPr>
-              <w:t>第三阶段 报表与汇率/分配引擎</w:t>
+              <w:t>第三阶段</w:t>
             </w:r>
           </w:p>
         </w:tc>
@@ -3419,7 +3276,7 @@
                 <w:b w:val="0"/>
                 <w:sz w:val="20"/>
               </w:rPr>
-              <w:t>7 张报表 + 汇率/分配引擎</w:t>
+              <w:t>7 张报表 + 汇率自动换算 + 公共费用分配</w:t>
             </w:r>
           </w:p>
         </w:tc>
@@ -3441,7 +3298,7 @@
                 <w:b w:val="0"/>
                 <w:sz w:val="20"/>
               </w:rPr>
-              <w:t>第四阶段 海外平台/系统设置/联调验收</w:t>
+              <w:t>第四阶段</w:t>
             </w:r>
           </w:p>
         </w:tc>
@@ -3501,7 +3358,7 @@
                 <w:b w:val="0"/>
                 <w:sz w:val="20"/>
               </w:rPr>
-              <w:t>4 个海外平台 + 系统设置 + 验收</w:t>
+              <w:t>4 个海外平台 + 系统设置 + 测试上线 + 培训</w:t>
             </w:r>
           </w:p>
         </w:tc>
@@ -3521,7 +3378,7 @@
           <w:color w:val="000000"/>
           <w:sz w:val="28"/>
         </w:rPr>
-        <w:t>4.2 详细里程碑</w:t>
+        <w:t>4.2 关键里程碑</w:t>
       </w:r>
     </w:p>
     <w:p>
@@ -3537,7 +3394,7 @@
           <w:b/>
           <w:sz w:val="22"/>
         </w:rPr>
-        <w:t>M1（Day 4 周五）</w:t>
+        <w:t>M1（第 1 周末）</w:t>
       </w:r>
       <w:r>
         <w:rPr>
@@ -3545,7 +3402,7 @@
           <w:rFonts w:ascii="宋体" w:hAnsi="宋体"/>
           <w:sz w:val="22"/>
         </w:rPr>
-        <w:t>：原型评审通过，需求清单签字确认</w:t>
+        <w:t>：需求确认书签字，原型评审通过</w:t>
       </w:r>
     </w:p>
     <w:p>
@@ -3561,7 +3418,7 @@
           <w:b/>
           <w:sz w:val="22"/>
         </w:rPr>
-        <w:t>M2（Day 10 周五）</w:t>
+        <w:t>M2（第 2 周末）</w:t>
       </w:r>
       <w:r>
         <w:rPr>
@@ -3569,7 +3426,7 @@
           <w:rFonts w:ascii="宋体" w:hAnsi="宋体"/>
           <w:sz w:val="22"/>
         </w:rPr>
-        <w:t>：对账主流程跑通，能完成抖音 + 聚水潭对账</w:t>
+        <w:t>：抖音 + 聚水潭对账主流程跑通，能完成首次对账演示</w:t>
       </w:r>
     </w:p>
     <w:p>
@@ -3585,7 +3442,7 @@
           <w:b/>
           <w:sz w:val="22"/>
         </w:rPr>
-        <w:t>M3（Day 16 周五）</w:t>
+        <w:t>M3（第 3 周末）</w:t>
       </w:r>
       <w:r>
         <w:rPr>
@@ -3593,7 +3450,7 @@
           <w:rFonts w:ascii="宋体" w:hAnsi="宋体"/>
           <w:sz w:val="22"/>
         </w:rPr>
-        <w:t>：7 张报表全部上线，多币种对账可演示</w:t>
+        <w:t>：7 张报表全部上线，海外多币种对账可演示</w:t>
       </w:r>
     </w:p>
     <w:p>
@@ -3609,7 +3466,7 @@
           <w:b/>
           <w:sz w:val="22"/>
         </w:rPr>
-        <w:t>M4（Day 20 周五）</w:t>
+        <w:t>M4（第 4 周末）</w:t>
       </w:r>
       <w:r>
         <w:rPr>
@@ -3617,7 +3474,7 @@
           <w:rFonts w:ascii="宋体" w:hAnsi="宋体"/>
           <w:sz w:val="22"/>
         </w:rPr>
-        <w:t>：全功能交付，部署上线，培训完成</w:t>
+        <w:t>：全功能交付，正式上线，财务团队培训完成</w:t>
       </w:r>
     </w:p>
     <w:p>
@@ -3633,7 +3490,7 @@
           <w:color w:val="000000"/>
           <w:sz w:val="28"/>
         </w:rPr>
-        <w:t>4.3 风险控制</w:t>
+        <w:t>4.3 风险与应对</w:t>
       </w:r>
     </w:p>
     <w:tbl>
@@ -3665,7 +3522,7 @@
                 <w:b/>
                 <w:sz w:val="20"/>
               </w:rPr>
-              <w:t>风险</w:t>
+              <w:t>风险点</w:t>
             </w:r>
           </w:p>
         </w:tc>
@@ -3686,7 +3543,7 @@
                 <w:b/>
                 <w:sz w:val="20"/>
               </w:rPr>
-              <w:t>应对</w:t>
+              <w:t>应对措施</w:t>
             </w:r>
           </w:p>
         </w:tc>
@@ -3728,7 +3585,7 @@
                 <w:b w:val="0"/>
                 <w:sz w:val="20"/>
               </w:rPr>
-              <w:t>第 1 周收集 3-5 个真实账单样本，提前调试适配器</w:t>
+              <w:t>第 1 周收集 3-5 个真实账单样本，提前调试</w:t>
             </w:r>
           </w:p>
         </w:tc>
@@ -3770,49 +3627,7 @@
                 <w:b w:val="0"/>
                 <w:sz w:val="20"/>
               </w:rPr>
-              <w:t>预留可视化字段映射工具，让客户自己映射</w:t>
-            </w:r>
-          </w:p>
-        </w:tc>
-      </w:tr>
-      <w:tr>
-        <w:tc>
-          <w:tcPr>
-            <w:tcW w:type="dxa" w:w="4394"/>
-          </w:tcPr>
-          <w:p>
-            <w:pPr>
-              <w:jc w:val="center"/>
-            </w:pPr>
-            <w:r/>
-            <w:r>
-              <w:rPr>
-                <w:rFonts w:ascii="宋体" w:hAnsi="宋体" w:eastAsia="宋体" w:cs="宋体"/>
-                <w:rFonts w:ascii="宋体" w:hAnsi="宋体"/>
-                <w:b w:val="0"/>
-                <w:sz w:val="20"/>
-              </w:rPr>
-              <w:t>localStorage 容量超限</w:t>
-            </w:r>
-          </w:p>
-        </w:tc>
-        <w:tc>
-          <w:tcPr>
-            <w:tcW w:type="dxa" w:w="4394"/>
-          </w:tcPr>
-          <w:p>
-            <w:pPr>
-              <w:jc w:val="center"/>
-            </w:pPr>
-            <w:r/>
-            <w:r>
-              <w:rPr>
-                <w:rFonts w:ascii="宋体" w:hAnsi="宋体" w:eastAsia="宋体" w:cs="宋体"/>
-                <w:rFonts w:ascii="宋体" w:hAnsi="宋体"/>
-                <w:b w:val="0"/>
-                <w:sz w:val="20"/>
-              </w:rPr>
-              <w:t>单店铺月数据 1MB 内，5MB 配额足够；超过给提示</w:t>
+              <w:t>客户提供 1 份样本即可，否则用通用模板</w:t>
             </w:r>
           </w:p>
         </w:tc>
@@ -3854,7 +3669,7 @@
                 <w:b w:val="0"/>
                 <w:sz w:val="20"/>
               </w:rPr>
-              <w:t>第 3 周末跑 1 个月真实数据回归测试</w:t>
+              <w:t>第 3 周末用 1 个月真实数据回归测试</w:t>
             </w:r>
           </w:p>
         </w:tc>
@@ -3970,7 +3785,7 @@
                 <w:b w:val="0"/>
                 <w:sz w:val="20"/>
               </w:rPr>
-              <w:t>源代码</w:t>
+              <w:t>系统</w:t>
             </w:r>
           </w:p>
         </w:tc>
@@ -3990,49 +3805,7 @@
                 <w:b w:val="0"/>
                 <w:sz w:val="20"/>
               </w:rPr>
-              <w:t>Git 仓库，含完整提交历史</w:t>
-            </w:r>
-          </w:p>
-        </w:tc>
-      </w:tr>
-      <w:tr>
-        <w:tc>
-          <w:tcPr>
-            <w:tcW w:type="dxa" w:w="4394"/>
-          </w:tcPr>
-          <w:p>
-            <w:pPr>
-              <w:jc w:val="center"/>
-            </w:pPr>
-            <w:r/>
-            <w:r>
-              <w:rPr>
-                <w:rFonts w:ascii="宋体" w:hAnsi="宋体" w:eastAsia="宋体" w:cs="宋体"/>
-                <w:rFonts w:ascii="宋体" w:hAnsi="宋体"/>
-                <w:b w:val="0"/>
-                <w:sz w:val="20"/>
-              </w:rPr>
-              <w:t>部署包</w:t>
-            </w:r>
-          </w:p>
-        </w:tc>
-        <w:tc>
-          <w:tcPr>
-            <w:tcW w:type="dxa" w:w="4394"/>
-          </w:tcPr>
-          <w:p>
-            <w:pPr>
-              <w:jc w:val="center"/>
-            </w:pPr>
-            <w:r/>
-            <w:r>
-              <w:rPr>
-                <w:rFonts w:ascii="宋体" w:hAnsi="宋体" w:eastAsia="宋体" w:cs="宋体"/>
-                <w:rFonts w:ascii="宋体" w:hAnsi="宋体"/>
-                <w:b w:val="0"/>
-                <w:sz w:val="20"/>
-              </w:rPr>
-              <w:t>dist 静态资源 + 部署文档</w:t>
+              <w:t>完整可访问的线上系统（按客户指定地址上线）</w:t>
             </w:r>
           </w:p>
         </w:tc>
@@ -4074,7 +3847,7 @@
                 <w:b w:val="0"/>
                 <w:sz w:val="20"/>
               </w:rPr>
-              <w:t>用户操作手册 + 开发者扩展指南</w:t>
+              <w:t>用户操作手册（财务版）</w:t>
             </w:r>
           </w:p>
         </w:tc>
@@ -4116,7 +3889,7 @@
                 <w:b w:val="0"/>
                 <w:sz w:val="20"/>
               </w:rPr>
-              <w:t>6 平台演示数据 + 默认配置</w:t>
+              <w:t>11 个平台演示数据 + 全模块种子数据，开箱即可演示</w:t>
             </w:r>
           </w:p>
         </w:tc>
@@ -4158,7 +3931,49 @@
                 <w:b w:val="0"/>
                 <w:sz w:val="20"/>
               </w:rPr>
-              <w:t>1 次现场培训 + 录屏视频</w:t>
+              <w:t>1 次现场或远程培训 + 培训录屏</w:t>
+            </w:r>
+          </w:p>
+        </w:tc>
+      </w:tr>
+      <w:tr>
+        <w:tc>
+          <w:tcPr>
+            <w:tcW w:type="dxa" w:w="4394"/>
+          </w:tcPr>
+          <w:p>
+            <w:pPr>
+              <w:jc w:val="center"/>
+            </w:pPr>
+            <w:r/>
+            <w:r>
+              <w:rPr>
+                <w:rFonts w:ascii="宋体" w:hAnsi="宋体" w:eastAsia="宋体" w:cs="宋体"/>
+                <w:rFonts w:ascii="宋体" w:hAnsi="宋体"/>
+                <w:b w:val="0"/>
+                <w:sz w:val="20"/>
+              </w:rPr>
+              <w:t>模板</w:t>
+            </w:r>
+          </w:p>
+        </w:tc>
+        <w:tc>
+          <w:tcPr>
+            <w:tcW w:type="dxa" w:w="4394"/>
+          </w:tcPr>
+          <w:p>
+            <w:pPr>
+              <w:jc w:val="center"/>
+            </w:pPr>
+            <w:r/>
+            <w:r>
+              <w:rPr>
+                <w:rFonts w:ascii="宋体" w:hAnsi="宋体" w:eastAsia="宋体" w:cs="宋体"/>
+                <w:rFonts w:ascii="宋体" w:hAnsi="宋体"/>
+                <w:b w:val="0"/>
+                <w:sz w:val="20"/>
+              </w:rPr>
+              <w:t>商品资料导入模板、商品成本导入模板、费用归集导入模板</w:t>
             </w:r>
           </w:p>
         </w:tc>
@@ -4196,13 +4011,19 @@
         </w:rPr>
         <w:t>功能验收</w:t>
       </w:r>
+    </w:p>
+    <w:p>
+      <w:pPr>
+        <w:pStyle w:val="ListBullet"/>
+        <w:spacing w:line="360" w:lineRule="auto"/>
+      </w:pPr>
       <w:r>
         <w:rPr>
           <w:rFonts w:ascii="宋体" w:hAnsi="宋体" w:eastAsia="宋体" w:cs="宋体"/>
           <w:rFonts w:ascii="宋体" w:hAnsi="宋体"/>
           <w:sz w:val="22"/>
         </w:rPr>
-        <w:t>（19 个菜单页）：</w:t>
+        <w:t>19 个功能页全部可正常使用</w:t>
       </w:r>
     </w:p>
     <w:p>
@@ -4216,7 +4037,7 @@
           <w:rFonts w:ascii="宋体" w:hAnsi="宋体"/>
           <w:sz w:val="22"/>
         </w:rPr>
-        <w:t>每个页面能正常进入，无 console error</w:t>
+        <w:t>7 张报表表头与客户《系统初稿模板5.22》逐字一致</w:t>
       </w:r>
     </w:p>
     <w:p>
@@ -4230,35 +4051,7 @@
           <w:rFonts w:ascii="宋体" w:hAnsi="宋体"/>
           <w:sz w:val="22"/>
         </w:rPr>
-        <w:t>所有 CRUD 操作可保存到 localStorage 并正确回显</w:t>
-      </w:r>
-    </w:p>
-    <w:p>
-      <w:pPr>
-        <w:pStyle w:val="ListBullet"/>
-        <w:spacing w:line="360" w:lineRule="auto"/>
-      </w:pPr>
-      <w:r>
-        <w:rPr>
-          <w:rFonts w:ascii="宋体" w:hAnsi="宋体" w:eastAsia="宋体" w:cs="宋体"/>
-          <w:rFonts w:ascii="宋体" w:hAnsi="宋体"/>
-          <w:sz w:val="22"/>
-        </w:rPr>
-        <w:t>7 张报表表头逐字与客户《系统初稿模板》一致</w:t>
-      </w:r>
-    </w:p>
-    <w:p>
-      <w:pPr>
-        <w:pStyle w:val="ListBullet"/>
-        <w:spacing w:line="360" w:lineRule="auto"/>
-      </w:pPr>
-      <w:r>
-        <w:rPr>
-          <w:rFonts w:ascii="宋体" w:hAnsi="宋体" w:eastAsia="宋体" w:cs="宋体"/>
-          <w:rFonts w:ascii="宋体" w:hAnsi="宋体"/>
-          <w:sz w:val="22"/>
-        </w:rPr>
-        <w:t>4 张账单/利润表的演示数据与客户提供的 Excel 示例一致</w:t>
+        <w:t>客户《财务自动对账系统-需求表》20 项需求全部满足</w:t>
       </w:r>
     </w:p>
     <w:p>
@@ -4282,7 +4075,7 @@
           <w:rFonts w:ascii="宋体" w:hAnsi="宋体"/>
           <w:sz w:val="22"/>
         </w:rPr>
-        <w:t>（用客户真实抖音账单回归）：</w:t>
+        <w:t>（用客户真实抖音账单做基准）</w:t>
       </w:r>
     </w:p>
     <w:p>
@@ -4296,7 +4089,7 @@
           <w:rFonts w:ascii="宋体" w:hAnsi="宋体"/>
           <w:sz w:val="22"/>
         </w:rPr>
-        <w:t>总订单数 ±0.5% 误差内</w:t>
+        <w:t>总订单数误差 ≤ 0.5%</w:t>
       </w:r>
     </w:p>
     <w:p>
@@ -4310,7 +4103,7 @@
           <w:rFonts w:ascii="宋体" w:hAnsi="宋体"/>
           <w:sz w:val="22"/>
         </w:rPr>
-        <w:t>matched/duplicated/missing/anomaly 4 桶分类与人工审核一致率 ≥ 95%</w:t>
+        <w:t>差异分类与人工审核一致率 ≥ 95%</w:t>
       </w:r>
     </w:p>
     <w:p>
@@ -4326,15 +4119,7 @@
           <w:b/>
           <w:sz w:val="22"/>
         </w:rPr>
-        <w:t>性能验收</w:t>
-      </w:r>
-      <w:r>
-        <w:rPr>
-          <w:rFonts w:ascii="宋体" w:hAnsi="宋体" w:eastAsia="宋体" w:cs="宋体"/>
-          <w:rFonts w:ascii="宋体" w:hAnsi="宋体"/>
-          <w:sz w:val="22"/>
-        </w:rPr>
-        <w:t>：</w:t>
+        <w:t>性能要求</w:t>
       </w:r>
     </w:p>
     <w:p>
@@ -4362,21 +4147,7 @@
           <w:rFonts w:ascii="宋体" w:hAnsi="宋体"/>
           <w:sz w:val="22"/>
         </w:rPr>
-        <w:t>切换菜单页响应 &lt; 200ms</w:t>
-      </w:r>
-    </w:p>
-    <w:p>
-      <w:pPr>
-        <w:pStyle w:val="ListBullet"/>
-        <w:spacing w:line="360" w:lineRule="auto"/>
-      </w:pPr>
-      <w:r>
-        <w:rPr>
-          <w:rFonts w:ascii="宋体" w:hAnsi="宋体" w:eastAsia="宋体" w:cs="宋体"/>
-          <w:rFonts w:ascii="宋体" w:hAnsi="宋体"/>
-          <w:sz w:val="22"/>
-        </w:rPr>
-        <w:t>单元测试 64 个全部通过</w:t>
+        <w:t>切换菜单页响应 &lt; 0.2 秒</w:t>
       </w:r>
     </w:p>
     <w:p>
@@ -4394,13 +4165,19 @@
         </w:rPr>
         <w:t>多币种验收</w:t>
       </w:r>
+    </w:p>
+    <w:p>
+      <w:pPr>
+        <w:pStyle w:val="ListBullet"/>
+        <w:spacing w:line="360" w:lineRule="auto"/>
+      </w:pPr>
       <w:r>
         <w:rPr>
           <w:rFonts w:ascii="宋体" w:hAnsi="宋体" w:eastAsia="宋体" w:cs="宋体"/>
           <w:rFonts w:ascii="宋体" w:hAnsi="宋体"/>
           <w:sz w:val="22"/>
         </w:rPr>
-        <w:t>：</w:t>
+        <w:t>上传海外卢布账单，能正确按月汇率换算为人民币</w:t>
       </w:r>
     </w:p>
     <w:p>
@@ -4414,21 +4191,7 @@
           <w:rFonts w:ascii="宋体" w:hAnsi="宋体"/>
           <w:sz w:val="22"/>
         </w:rPr>
-        <w:t>上传 OZON 卢布账单，能正确按月汇率换算到 CNY</w:t>
-      </w:r>
-    </w:p>
-    <w:p>
-      <w:pPr>
-        <w:pStyle w:val="ListBullet"/>
-        <w:spacing w:line="360" w:lineRule="auto"/>
-      </w:pPr>
-      <w:r>
-        <w:rPr>
-          <w:rFonts w:ascii="宋体" w:hAnsi="宋体" w:eastAsia="宋体" w:cs="宋体"/>
-          <w:rFonts w:ascii="宋体" w:hAnsi="宋体"/>
-          <w:sz w:val="22"/>
-        </w:rPr>
-        <w:t>跨币种在「店铺利润表」「商品利润表」统一展示为 CNY</w:t>
+        <w:t>跨币种在店铺利润表、商品利润表统一展示</w:t>
       </w:r>
     </w:p>
     <w:p>
@@ -4449,7 +4212,7 @@
           <w:color w:val="2C5F9E"/>
           <w:sz w:val="32"/>
         </w:rPr>
-        <w:t>第六章 售后与维护</w:t>
+        <w:t>第六章 售后与持续服务</w:t>
       </w:r>
     </w:p>
     <w:p>
@@ -4503,7 +4266,7 @@
           <w:rFonts w:ascii="宋体" w:hAnsi="宋体"/>
           <w:sz w:val="22"/>
         </w:rPr>
-        <w:t>Bug 修复</w:t>
+        <w:t>系统使用问题修复</w:t>
       </w:r>
     </w:p>
     <w:p>
@@ -4517,7 +4280,7 @@
           <w:rFonts w:ascii="宋体" w:hAnsi="宋体"/>
           <w:sz w:val="22"/>
         </w:rPr>
-        <w:t>浏览器兼容性问题</w:t>
+        <w:t>不同浏览器使用兼容性问题</w:t>
       </w:r>
     </w:p>
     <w:p>
@@ -4636,7 +4399,7 @@
                 <w:b w:val="0"/>
                 <w:sz w:val="20"/>
               </w:rPr>
-              <w:t>新增 1 个国内平台适配器</w:t>
+              <w:t>新增 1 个国内平台</w:t>
             </w:r>
           </w:p>
         </w:tc>
@@ -4656,7 +4419,7 @@
                 <w:b w:val="0"/>
                 <w:sz w:val="20"/>
               </w:rPr>
-              <w:t>1500 元</w:t>
+              <w:t>1,500 元</w:t>
             </w:r>
           </w:p>
         </w:tc>
@@ -4678,7 +4441,7 @@
                 <w:b w:val="0"/>
                 <w:sz w:val="20"/>
               </w:rPr>
-              <w:t>新增 1 个海外平台适配器</w:t>
+              <w:t>新增 1 个海外平台</w:t>
             </w:r>
           </w:p>
         </w:tc>
@@ -4698,7 +4461,7 @@
                 <w:b w:val="0"/>
                 <w:sz w:val="20"/>
               </w:rPr>
-              <w:t>2500 元</w:t>
+              <w:t>2,500 元</w:t>
             </w:r>
           </w:p>
         </w:tc>
@@ -4740,49 +4503,7 @@
                 <w:b w:val="0"/>
                 <w:sz w:val="20"/>
               </w:rPr>
-              <w:t>2000-3500 元</w:t>
-            </w:r>
-          </w:p>
-        </w:tc>
-      </w:tr>
-      <w:tr>
-        <w:tc>
-          <w:tcPr>
-            <w:tcW w:type="dxa" w:w="4394"/>
-          </w:tcPr>
-          <w:p>
-            <w:pPr>
-              <w:jc w:val="center"/>
-            </w:pPr>
-            <w:r/>
-            <w:r>
-              <w:rPr>
-                <w:rFonts w:ascii="宋体" w:hAnsi="宋体" w:eastAsia="宋体" w:cs="宋体"/>
-                <w:rFonts w:ascii="宋体" w:hAnsi="宋体"/>
-                <w:b w:val="0"/>
-                <w:sz w:val="20"/>
-              </w:rPr>
-              <w:t>接入后端 API（含登录/角色/数据持久化）</w:t>
-            </w:r>
-          </w:p>
-        </w:tc>
-        <w:tc>
-          <w:tcPr>
-            <w:tcW w:type="dxa" w:w="4394"/>
-          </w:tcPr>
-          <w:p>
-            <w:pPr>
-              <w:jc w:val="center"/>
-            </w:pPr>
-            <w:r/>
-            <w:r>
-              <w:rPr>
-                <w:rFonts w:ascii="宋体" w:hAnsi="宋体" w:eastAsia="宋体" w:cs="宋体"/>
-                <w:rFonts w:ascii="宋体" w:hAnsi="宋体"/>
-                <w:b w:val="0"/>
-                <w:sz w:val="20"/>
-              </w:rPr>
-              <w:t>单独评估</w:t>
+              <w:t>2,000 - 3,500 元</w:t>
             </w:r>
           </w:p>
         </w:tc>
@@ -4829,6 +4550,48 @@
           </w:p>
         </w:tc>
       </w:tr>
+      <w:tr>
+        <w:tc>
+          <w:tcPr>
+            <w:tcW w:type="dxa" w:w="4394"/>
+          </w:tcPr>
+          <w:p>
+            <w:pPr>
+              <w:jc w:val="center"/>
+            </w:pPr>
+            <w:r/>
+            <w:r>
+              <w:rPr>
+                <w:rFonts w:ascii="宋体" w:hAnsi="宋体" w:eastAsia="宋体" w:cs="宋体"/>
+                <w:rFonts w:ascii="宋体" w:hAnsi="宋体"/>
+                <w:b w:val="0"/>
+                <w:sz w:val="20"/>
+              </w:rPr>
+              <w:t>接入企业微信 / 钉钉</w:t>
+            </w:r>
+          </w:p>
+        </w:tc>
+        <w:tc>
+          <w:tcPr>
+            <w:tcW w:type="dxa" w:w="4394"/>
+          </w:tcPr>
+          <w:p>
+            <w:pPr>
+              <w:jc w:val="center"/>
+            </w:pPr>
+            <w:r/>
+            <w:r>
+              <w:rPr>
+                <w:rFonts w:ascii="宋体" w:hAnsi="宋体" w:eastAsia="宋体" w:cs="宋体"/>
+                <w:rFonts w:ascii="宋体" w:hAnsi="宋体"/>
+                <w:b w:val="0"/>
+                <w:sz w:val="20"/>
+              </w:rPr>
+              <w:t>单独评估</w:t>
+            </w:r>
+          </w:p>
+        </w:tc>
+      </w:tr>
     </w:tbl>
     <w:p/>
     <w:p>
@@ -4844,7 +4607,7 @@
           <w:color w:val="000000"/>
           <w:sz w:val="28"/>
         </w:rPr>
-        <w:t>6.3 持续迭代支持</w:t>
+        <w:t>6.3 长期服务</w:t>
       </w:r>
     </w:p>
     <w:p>
@@ -4858,7 +4621,7 @@
           <w:rFonts w:ascii="宋体" w:hAnsi="宋体"/>
           <w:sz w:val="22"/>
         </w:rPr>
-        <w:t>季度免费版本升级（修复已知问题、安全补丁）</w:t>
+        <w:t>季度免费版本升级（已知问题修复、安全补丁）</w:t>
       </w:r>
     </w:p>
     <w:p>
@@ -4873,6 +4636,20 @@
           <w:sz w:val="22"/>
         </w:rPr>
         <w:t>重大版本升级 8 折优惠</w:t>
+      </w:r>
+    </w:p>
+    <w:p>
+      <w:pPr>
+        <w:pStyle w:val="ListBullet"/>
+        <w:spacing w:line="360" w:lineRule="auto"/>
+      </w:pPr>
+      <w:r>
+        <w:rPr>
+          <w:rFonts w:ascii="宋体" w:hAnsi="宋体" w:eastAsia="宋体" w:cs="宋体"/>
+          <w:rFonts w:ascii="宋体" w:hAnsi="宋体"/>
+          <w:sz w:val="22"/>
+        </w:rPr>
+        <w:t>7×12 工作日工单响应</w:t>
       </w:r>
     </w:p>
     <w:p>
@@ -4893,7 +4670,7 @@
           <w:color w:val="2C5F9E"/>
           <w:sz w:val="32"/>
         </w:rPr>
-        <w:t>附录 A：客户《财务自动对账系统-需求表》20 项对应实现</w:t>
+        <w:t>附录 A：客户《财务自动对账系统-需求表》20 项对应</w:t>
       </w:r>
     </w:p>
     <w:tbl>
@@ -4947,7 +4724,7 @@
                 <w:b/>
                 <w:sz w:val="20"/>
               </w:rPr>
-              <w:t>需求</w:t>
+              <w:t>客户需求</w:t>
             </w:r>
           </w:p>
         </w:tc>
@@ -4968,7 +4745,7 @@
                 <w:b/>
                 <w:sz w:val="20"/>
               </w:rPr>
-              <w:t>实现位置</w:t>
+              <w:t>系统对应</w:t>
             </w:r>
           </w:p>
         </w:tc>
@@ -5154,7 +4931,7 @@
                 <w:b w:val="0"/>
                 <w:sz w:val="20"/>
               </w:rPr>
-              <w:t>商品成本 + 报表快照机制</w:t>
+              <w:t>调整成本不影响历史报表，仅作用后续</w:t>
             </w:r>
           </w:p>
         </w:tc>
@@ -5278,7 +5055,7 @@
                 <w:b w:val="0"/>
                 <w:sz w:val="20"/>
               </w:rPr>
-              <w:t>7 个平台适配器 + UploadZone</w:t>
+              <w:t>7 个国内平台支持</w:t>
             </w:r>
           </w:p>
         </w:tc>
@@ -5402,7 +5179,7 @@
                 <w:b w:val="0"/>
                 <w:sz w:val="20"/>
               </w:rPr>
-              <w:t>parseJushuitan + JST_SLOT</w:t>
+              <w:t>自动识别多月数据、多页签</w:t>
             </w:r>
           </w:p>
         </w:tc>
@@ -5464,7 +5241,7 @@
                 <w:b w:val="0"/>
                 <w:sz w:val="20"/>
               </w:rPr>
-              <w:t>对账引擎 duplicated 桶</w:t>
+              <w:t>5 桶差异分类自动识别</w:t>
             </w:r>
           </w:p>
         </w:tc>
@@ -5588,7 +5365,7 @@
                 <w:b w:val="0"/>
                 <w:sz w:val="20"/>
               </w:rPr>
-              <w:t>currency.js（CNY/USD/RUB/GBP）</w:t>
+              <w:t>人民币/美元/卢布/英镑</w:t>
             </w:r>
           </w:p>
         </w:tc>
@@ -5650,7 +5427,7 @@
                 <w:b w:val="0"/>
                 <w:sz w:val="20"/>
               </w:rPr>
-              <w:t>getRateLookupPeriod（次月1日）</w:t>
+              <w:t>自动取账单期间次月 1 日汇率</w:t>
             </w:r>
           </w:p>
         </w:tc>
@@ -5712,7 +5489,7 @@
                 <w:b w:val="0"/>
                 <w:sz w:val="20"/>
               </w:rPr>
-              <w:t>汇率维护页 + API 预留</w:t>
+              <w:t>汇率维护页（手工维护，自动联动报表）</w:t>
             </w:r>
           </w:p>
         </w:tc>
@@ -5898,7 +5675,7 @@
                 <w:b w:val="0"/>
                 <w:sz w:val="20"/>
               </w:rPr>
-              <w:t>数据中心 → 店铺利润表</w:t>
+              <w:t>数据中心 → 店铺利润表（含确收率）</w:t>
             </w:r>
           </w:p>
         </w:tc>
@@ -5960,7 +5737,7 @@
                 <w:b w:val="0"/>
                 <w:sz w:val="20"/>
               </w:rPr>
-              <w:t>数据中心 → 商品利润表</w:t>
+              <w:t>数据中心 → 商品利润表 + 智能分析区</w:t>
             </w:r>
           </w:p>
         </w:tc>
@@ -6022,7 +5799,7 @@
                 <w:b w:val="0"/>
                 <w:sz w:val="20"/>
               </w:rPr>
-              <w:t>系统设置 → 角色管理</w:t>
+              <w:t>系统设置 → 角色管理（5 种预置角色）</w:t>
             </w:r>
           </w:p>
         </w:tc>
@@ -6084,7 +5861,7 @@
                 <w:b w:val="0"/>
                 <w:sz w:val="20"/>
               </w:rPr>
-              <w:t>系统设置 → 权限管理</w:t>
+              <w:t>系统设置 → 权限矩阵</w:t>
             </w:r>
           </w:p>
         </w:tc>
@@ -6146,7 +5923,7 @@
                 <w:b w:val="0"/>
                 <w:sz w:val="20"/>
               </w:rPr>
-              <w:t>excelExport.js（多 sheet 列宽）</w:t>
+              <w:t>全部报表支持导出 Excel</w:t>
             </w:r>
           </w:p>
         </w:tc>
@@ -6208,7 +5985,7 @@
                 <w:b w:val="0"/>
                 <w:sz w:val="20"/>
               </w:rPr>
-              <w:t>系统设置 → 数据备份</w:t>
+              <w:t>系统设置 → 一键导出全部数据</w:t>
             </w:r>
           </w:p>
         </w:tc>
@@ -6266,7 +6043,7 @@
                 <w:b/>
                 <w:sz w:val="20"/>
               </w:rPr>
-              <w:t>客户 Excel Sheet</w:t>
+              <w:t>客户 Excel 页签</w:t>
             </w:r>
           </w:p>
         </w:tc>
@@ -6308,7 +6085,7 @@
                 <w:b/>
                 <w:sz w:val="20"/>
               </w:rPr>
-              <w:t>表头对齐</w:t>
+              <w:t>表头对齐情况</w:t>
             </w:r>
           </w:p>
         </w:tc>
